--- a/SiraFit API Architecture & Production API Design.docx
+++ b/SiraFit API Architecture & Production API Design.docx
@@ -328,25 +328,14 @@
         <w:t>tightly coupled frontend/backend behavior</w:t>
       </w:r>
     </w:p>
-    <w:p>
-      <w:r>
-        <w:pict w14:anchorId="05385874">
-          <v:rect id="_x0000_i1511" style="width:0;height:1.5pt" o:hralign="center" o:hrstd="t" o:hr="t" fillcolor="#a0a0a0" stroked="f"/>
-        </w:pict>
-      </w:r>
-    </w:p>
-    <w:p>
-      <w:pPr>
-        <w:rPr>
-          <w:b/>
-          <w:bCs/>
-        </w:rPr>
-      </w:pPr>
-      <w:r>
-        <w:rPr>
-          <w:b/>
-          <w:bCs/>
-        </w:rPr>
+    <w:p/>
+    <w:p/>
+    <w:p>
+      <w:pPr>
+        <w:pStyle w:val="Heading2"/>
+      </w:pPr>
+      <w:r>
+        <w:lastRenderedPageBreak/>
         <w:t>2. API Design Principles</w:t>
       </w:r>
     </w:p>
@@ -367,364 +356,335 @@
     </w:p>
     <w:p>
       <w:r>
+        <w:t xml:space="preserve">Every API </w:t>
+      </w:r>
+      <w:proofErr w:type="gramStart"/>
+      <w:r>
+        <w:t>maps</w:t>
+      </w:r>
+      <w:proofErr w:type="gramEnd"/>
+      <w:r>
+        <w:t xml:space="preserve"> to stable domain resources.</w:t>
+      </w:r>
+    </w:p>
+    <w:p>
+      <w:r>
+        <w:t>Examples:</w:t>
+      </w:r>
+    </w:p>
+    <w:p>
+      <w:pPr>
+        <w:numPr>
+          <w:ilvl w:val="0"/>
+          <w:numId w:val="6"/>
+        </w:numPr>
+      </w:pPr>
+      <w:r>
+        <w:t>jobs</w:t>
+      </w:r>
+    </w:p>
+    <w:p>
+      <w:pPr>
+        <w:numPr>
+          <w:ilvl w:val="0"/>
+          <w:numId w:val="6"/>
+        </w:numPr>
+      </w:pPr>
+      <w:r>
+        <w:t>applications</w:t>
+      </w:r>
+    </w:p>
+    <w:p>
+      <w:pPr>
+        <w:numPr>
+          <w:ilvl w:val="0"/>
+          <w:numId w:val="6"/>
+        </w:numPr>
+      </w:pPr>
+      <w:r>
+        <w:t>resumes</w:t>
+      </w:r>
+    </w:p>
+    <w:p>
+      <w:pPr>
+        <w:numPr>
+          <w:ilvl w:val="0"/>
+          <w:numId w:val="6"/>
+        </w:numPr>
+      </w:pPr>
+      <w:r>
+        <w:t>profiles</w:t>
+      </w:r>
+    </w:p>
+    <w:p>
+      <w:pPr>
+        <w:numPr>
+          <w:ilvl w:val="0"/>
+          <w:numId w:val="6"/>
+        </w:numPr>
+      </w:pPr>
+      <w:r>
+        <w:t>batches</w:t>
+      </w:r>
+    </w:p>
+    <w:p>
+      <w:pPr>
+        <w:numPr>
+          <w:ilvl w:val="0"/>
+          <w:numId w:val="6"/>
+        </w:numPr>
+      </w:pPr>
+      <w:r>
+        <w:t>generations</w:t>
+      </w:r>
+    </w:p>
+    <w:p>
+      <w:r>
+        <w:t>The API never exposes internal database implementation details directly.</w:t>
+      </w:r>
+    </w:p>
+    <w:p>
+      <w:pPr>
+        <w:rPr>
+          <w:b/>
+          <w:bCs/>
+        </w:rPr>
+      </w:pPr>
+      <w:r>
+        <w:rPr>
+          <w:b/>
+          <w:bCs/>
+        </w:rPr>
+        <w:t>Deterministic API Contracts</w:t>
+      </w:r>
+    </w:p>
+    <w:p>
+      <w:r>
+        <w:t>All request/response payloads:</w:t>
+      </w:r>
+    </w:p>
+    <w:p>
+      <w:pPr>
+        <w:numPr>
+          <w:ilvl w:val="0"/>
+          <w:numId w:val="7"/>
+        </w:numPr>
+      </w:pPr>
+      <w:r>
+        <w:t>schema validated</w:t>
+      </w:r>
+    </w:p>
+    <w:p>
+      <w:pPr>
+        <w:numPr>
+          <w:ilvl w:val="0"/>
+          <w:numId w:val="7"/>
+        </w:numPr>
+      </w:pPr>
+      <w:r>
+        <w:t>strongly typed</w:t>
+      </w:r>
+    </w:p>
+    <w:p>
+      <w:pPr>
+        <w:numPr>
+          <w:ilvl w:val="0"/>
+          <w:numId w:val="7"/>
+        </w:numPr>
+      </w:pPr>
+      <w:r>
+        <w:t>versioned</w:t>
+      </w:r>
+    </w:p>
+    <w:p>
+      <w:pPr>
+        <w:numPr>
+          <w:ilvl w:val="0"/>
+          <w:numId w:val="7"/>
+        </w:numPr>
+      </w:pPr>
+      <w:r>
+        <w:t>backward-compatible</w:t>
+      </w:r>
+    </w:p>
+    <w:p>
+      <w:r>
+        <w:t>AI outputs are never returned without validation.</w:t>
+      </w:r>
+    </w:p>
+    <w:p>
+      <w:pPr>
+        <w:rPr>
+          <w:b/>
+          <w:bCs/>
+        </w:rPr>
+      </w:pPr>
+      <w:r>
+        <w:rPr>
+          <w:b/>
+          <w:bCs/>
+        </w:rPr>
+        <w:t>Async-Safe Operations</w:t>
+      </w:r>
+    </w:p>
+    <w:p>
+      <w:r>
+        <w:t>Long-running operations:</w:t>
+      </w:r>
+    </w:p>
+    <w:p>
+      <w:pPr>
+        <w:numPr>
+          <w:ilvl w:val="0"/>
+          <w:numId w:val="8"/>
+        </w:numPr>
+      </w:pPr>
+      <w:r>
+        <w:t>return job handles</w:t>
+      </w:r>
+    </w:p>
+    <w:p>
+      <w:pPr>
+        <w:numPr>
+          <w:ilvl w:val="0"/>
+          <w:numId w:val="8"/>
+        </w:numPr>
+      </w:pPr>
+      <w:r>
+        <w:t>avoid blocking requests</w:t>
+      </w:r>
+    </w:p>
+    <w:p>
+      <w:pPr>
+        <w:numPr>
+          <w:ilvl w:val="0"/>
+          <w:numId w:val="8"/>
+        </w:numPr>
+      </w:pPr>
+      <w:r>
+        <w:t>support polling</w:t>
+      </w:r>
+    </w:p>
+    <w:p>
+      <w:pPr>
+        <w:numPr>
+          <w:ilvl w:val="0"/>
+          <w:numId w:val="8"/>
+        </w:numPr>
+      </w:pPr>
+      <w:r>
+        <w:t>support retry-safe workflows</w:t>
+      </w:r>
+    </w:p>
+    <w:p>
+      <w:pPr>
+        <w:rPr>
+          <w:b/>
+          <w:bCs/>
+        </w:rPr>
+      </w:pPr>
+      <w:r>
+        <w:rPr>
+          <w:b/>
+          <w:bCs/>
+        </w:rPr>
+        <w:t>Idempotent Writes</w:t>
+      </w:r>
+    </w:p>
+    <w:p>
+      <w:r>
+        <w:t>All mutation-heavy endpoints support:</w:t>
+      </w:r>
+    </w:p>
+    <w:p>
+      <w:pPr>
+        <w:numPr>
+          <w:ilvl w:val="0"/>
+          <w:numId w:val="9"/>
+        </w:numPr>
+      </w:pPr>
+      <w:r>
+        <w:t>idempotency keys</w:t>
+      </w:r>
+    </w:p>
+    <w:p>
+      <w:pPr>
+        <w:numPr>
+          <w:ilvl w:val="0"/>
+          <w:numId w:val="9"/>
+        </w:numPr>
+      </w:pPr>
+      <w:r>
+        <w:t>replay protection</w:t>
+      </w:r>
+    </w:p>
+    <w:p>
+      <w:pPr>
+        <w:numPr>
+          <w:ilvl w:val="0"/>
+          <w:numId w:val="9"/>
+        </w:numPr>
+      </w:pPr>
+      <w:r>
+        <w:t>duplicate prevention</w:t>
+      </w:r>
+    </w:p>
+    <w:p>
+      <w:r>
+        <w:t>Critical for:</w:t>
+      </w:r>
+    </w:p>
+    <w:p>
+      <w:pPr>
+        <w:numPr>
+          <w:ilvl w:val="0"/>
+          <w:numId w:val="10"/>
+        </w:numPr>
+      </w:pPr>
+      <w:r>
+        <w:t>sync ingestion</w:t>
+      </w:r>
+    </w:p>
+    <w:p>
+      <w:pPr>
+        <w:numPr>
+          <w:ilvl w:val="0"/>
+          <w:numId w:val="10"/>
+        </w:numPr>
+      </w:pPr>
+      <w:r>
+        <w:t>resume generation</w:t>
+      </w:r>
+    </w:p>
+    <w:p>
+      <w:pPr>
+        <w:numPr>
+          <w:ilvl w:val="0"/>
+          <w:numId w:val="10"/>
+        </w:numPr>
+      </w:pPr>
+      <w:r>
+        <w:t>batch imports</w:t>
+      </w:r>
+    </w:p>
+    <w:p>
+      <w:pPr>
+        <w:rPr>
+          <w:b/>
+          <w:bCs/>
+        </w:rPr>
+      </w:pPr>
+      <w:r>
+        <w:rPr>
+          <w:b/>
+          <w:bCs/>
+        </w:rPr>
+        <w:t>Local-First Compatibility</w:t>
+      </w:r>
+    </w:p>
+    <w:p>
+      <w:r>
         <w:lastRenderedPageBreak/>
-        <w:t xml:space="preserve">Every API </w:t>
-      </w:r>
-      <w:proofErr w:type="gramStart"/>
-      <w:r>
-        <w:t>maps</w:t>
-      </w:r>
-      <w:proofErr w:type="gramEnd"/>
-      <w:r>
-        <w:t xml:space="preserve"> to stable domain resources.</w:t>
-      </w:r>
-    </w:p>
-    <w:p>
-      <w:r>
-        <w:t>Examples:</w:t>
-      </w:r>
-    </w:p>
-    <w:p>
-      <w:pPr>
-        <w:numPr>
-          <w:ilvl w:val="0"/>
-          <w:numId w:val="6"/>
-        </w:numPr>
-      </w:pPr>
-      <w:r>
-        <w:t>jobs</w:t>
-      </w:r>
-    </w:p>
-    <w:p>
-      <w:pPr>
-        <w:numPr>
-          <w:ilvl w:val="0"/>
-          <w:numId w:val="6"/>
-        </w:numPr>
-      </w:pPr>
-      <w:r>
-        <w:t>applications</w:t>
-      </w:r>
-    </w:p>
-    <w:p>
-      <w:pPr>
-        <w:numPr>
-          <w:ilvl w:val="0"/>
-          <w:numId w:val="6"/>
-        </w:numPr>
-      </w:pPr>
-      <w:r>
-        <w:t>resumes</w:t>
-      </w:r>
-    </w:p>
-    <w:p>
-      <w:pPr>
-        <w:numPr>
-          <w:ilvl w:val="0"/>
-          <w:numId w:val="6"/>
-        </w:numPr>
-      </w:pPr>
-      <w:r>
-        <w:t>profiles</w:t>
-      </w:r>
-    </w:p>
-    <w:p>
-      <w:pPr>
-        <w:numPr>
-          <w:ilvl w:val="0"/>
-          <w:numId w:val="6"/>
-        </w:numPr>
-      </w:pPr>
-      <w:r>
-        <w:t>batches</w:t>
-      </w:r>
-    </w:p>
-    <w:p>
-      <w:pPr>
-        <w:numPr>
-          <w:ilvl w:val="0"/>
-          <w:numId w:val="6"/>
-        </w:numPr>
-      </w:pPr>
-      <w:r>
-        <w:t>generations</w:t>
-      </w:r>
-    </w:p>
-    <w:p>
-      <w:r>
-        <w:t>The API never exposes internal database implementation details directly.</w:t>
-      </w:r>
-    </w:p>
-    <w:p>
-      <w:r>
-        <w:pict w14:anchorId="5DA60FB6">
-          <v:rect id="_x0000_i1512" style="width:0;height:1.5pt" o:hralign="center" o:hrstd="t" o:hr="t" fillcolor="#a0a0a0" stroked="f"/>
-        </w:pict>
-      </w:r>
-    </w:p>
-    <w:p>
-      <w:pPr>
-        <w:rPr>
-          <w:b/>
-          <w:bCs/>
-        </w:rPr>
-      </w:pPr>
-      <w:r>
-        <w:rPr>
-          <w:b/>
-          <w:bCs/>
-        </w:rPr>
-        <w:t>Deterministic API Contracts</w:t>
-      </w:r>
-    </w:p>
-    <w:p>
-      <w:r>
-        <w:t>All request/response payloads:</w:t>
-      </w:r>
-    </w:p>
-    <w:p>
-      <w:pPr>
-        <w:numPr>
-          <w:ilvl w:val="0"/>
-          <w:numId w:val="7"/>
-        </w:numPr>
-      </w:pPr>
-      <w:r>
-        <w:t>schema validated</w:t>
-      </w:r>
-    </w:p>
-    <w:p>
-      <w:pPr>
-        <w:numPr>
-          <w:ilvl w:val="0"/>
-          <w:numId w:val="7"/>
-        </w:numPr>
-      </w:pPr>
-      <w:r>
-        <w:t>strongly typed</w:t>
-      </w:r>
-    </w:p>
-    <w:p>
-      <w:pPr>
-        <w:numPr>
-          <w:ilvl w:val="0"/>
-          <w:numId w:val="7"/>
-        </w:numPr>
-      </w:pPr>
-      <w:r>
-        <w:t>versioned</w:t>
-      </w:r>
-    </w:p>
-    <w:p>
-      <w:pPr>
-        <w:numPr>
-          <w:ilvl w:val="0"/>
-          <w:numId w:val="7"/>
-        </w:numPr>
-      </w:pPr>
-      <w:r>
-        <w:t>backward-compatible</w:t>
-      </w:r>
-    </w:p>
-    <w:p>
-      <w:r>
-        <w:t>AI outputs are never returned without validation.</w:t>
-      </w:r>
-    </w:p>
-    <w:p>
-      <w:r>
-        <w:pict w14:anchorId="46B5B473">
-          <v:rect id="_x0000_i1513" style="width:0;height:1.5pt" o:hralign="center" o:hrstd="t" o:hr="t" fillcolor="#a0a0a0" stroked="f"/>
-        </w:pict>
-      </w:r>
-    </w:p>
-    <w:p>
-      <w:pPr>
-        <w:rPr>
-          <w:b/>
-          <w:bCs/>
-        </w:rPr>
-      </w:pPr>
-      <w:r>
-        <w:rPr>
-          <w:b/>
-          <w:bCs/>
-        </w:rPr>
-        <w:t>Async-Safe Operations</w:t>
-      </w:r>
-    </w:p>
-    <w:p>
-      <w:r>
-        <w:t>Long-running operations:</w:t>
-      </w:r>
-    </w:p>
-    <w:p>
-      <w:pPr>
-        <w:numPr>
-          <w:ilvl w:val="0"/>
-          <w:numId w:val="8"/>
-        </w:numPr>
-      </w:pPr>
-      <w:r>
-        <w:t>return job handles</w:t>
-      </w:r>
-    </w:p>
-    <w:p>
-      <w:pPr>
-        <w:numPr>
-          <w:ilvl w:val="0"/>
-          <w:numId w:val="8"/>
-        </w:numPr>
-      </w:pPr>
-      <w:r>
-        <w:t>avoid blocking requests</w:t>
-      </w:r>
-    </w:p>
-    <w:p>
-      <w:pPr>
-        <w:numPr>
-          <w:ilvl w:val="0"/>
-          <w:numId w:val="8"/>
-        </w:numPr>
-      </w:pPr>
-      <w:r>
-        <w:t>support polling</w:t>
-      </w:r>
-    </w:p>
-    <w:p>
-      <w:pPr>
-        <w:numPr>
-          <w:ilvl w:val="0"/>
-          <w:numId w:val="8"/>
-        </w:numPr>
-      </w:pPr>
-      <w:r>
-        <w:t>support retry-safe workflows</w:t>
-      </w:r>
-    </w:p>
-    <w:p>
-      <w:r>
-        <w:pict w14:anchorId="43D878DE">
-          <v:rect id="_x0000_i1514" style="width:0;height:1.5pt" o:hralign="center" o:hrstd="t" o:hr="t" fillcolor="#a0a0a0" stroked="f"/>
-        </w:pict>
-      </w:r>
-    </w:p>
-    <w:p>
-      <w:pPr>
-        <w:rPr>
-          <w:b/>
-          <w:bCs/>
-        </w:rPr>
-      </w:pPr>
-      <w:r>
-        <w:rPr>
-          <w:b/>
-          <w:bCs/>
-        </w:rPr>
-        <w:t>Idempotent Writes</w:t>
-      </w:r>
-    </w:p>
-    <w:p>
-      <w:r>
-        <w:t>All mutation-heavy endpoints support:</w:t>
-      </w:r>
-    </w:p>
-    <w:p>
-      <w:pPr>
-        <w:numPr>
-          <w:ilvl w:val="0"/>
-          <w:numId w:val="9"/>
-        </w:numPr>
-      </w:pPr>
-      <w:r>
-        <w:t>idempotency keys</w:t>
-      </w:r>
-    </w:p>
-    <w:p>
-      <w:pPr>
-        <w:numPr>
-          <w:ilvl w:val="0"/>
-          <w:numId w:val="9"/>
-        </w:numPr>
-      </w:pPr>
-      <w:r>
-        <w:t>replay protection</w:t>
-      </w:r>
-    </w:p>
-    <w:p>
-      <w:pPr>
-        <w:numPr>
-          <w:ilvl w:val="0"/>
-          <w:numId w:val="9"/>
-        </w:numPr>
-      </w:pPr>
-      <w:r>
-        <w:t>duplicate prevention</w:t>
-      </w:r>
-    </w:p>
-    <w:p>
-      <w:r>
-        <w:t>Critical for:</w:t>
-      </w:r>
-    </w:p>
-    <w:p>
-      <w:pPr>
-        <w:numPr>
-          <w:ilvl w:val="0"/>
-          <w:numId w:val="10"/>
-        </w:numPr>
-      </w:pPr>
-      <w:r>
-        <w:t>sync ingestion</w:t>
-      </w:r>
-    </w:p>
-    <w:p>
-      <w:pPr>
-        <w:numPr>
-          <w:ilvl w:val="0"/>
-          <w:numId w:val="10"/>
-        </w:numPr>
-      </w:pPr>
-      <w:r>
-        <w:t>resume generation</w:t>
-      </w:r>
-    </w:p>
-    <w:p>
-      <w:pPr>
-        <w:numPr>
-          <w:ilvl w:val="0"/>
-          <w:numId w:val="10"/>
-        </w:numPr>
-      </w:pPr>
-      <w:r>
-        <w:t>batch imports</w:t>
-      </w:r>
-    </w:p>
-    <w:p>
-      <w:r>
-        <w:pict w14:anchorId="62A1B55D">
-          <v:rect id="_x0000_i1515" style="width:0;height:1.5pt" o:hralign="center" o:hrstd="t" o:hr="t" fillcolor="#a0a0a0" stroked="f"/>
-        </w:pict>
-      </w:r>
-    </w:p>
-    <w:p>
-      <w:pPr>
-        <w:rPr>
-          <w:b/>
-          <w:bCs/>
-        </w:rPr>
-      </w:pPr>
-      <w:r>
-        <w:rPr>
-          <w:b/>
-          <w:bCs/>
-        </w:rPr>
-        <w:lastRenderedPageBreak/>
-        <w:t>Local-First Compatibility</w:t>
-      </w:r>
-    </w:p>
-    <w:p>
-      <w:r>
         <w:t>APIs are designed to tolerate:</w:t>
       </w:r>
     </w:p>
@@ -773,24 +733,10 @@
       </w:r>
     </w:p>
     <w:p>
-      <w:r>
-        <w:pict w14:anchorId="70B78D05">
-          <v:rect id="_x0000_i1516" style="width:0;height:1.5pt" o:hralign="center" o:hrstd="t" o:hr="t" fillcolor="#a0a0a0" stroked="f"/>
-        </w:pict>
-      </w:r>
-    </w:p>
-    <w:p>
-      <w:pPr>
-        <w:rPr>
-          <w:b/>
-          <w:bCs/>
-        </w:rPr>
-      </w:pPr>
-      <w:r>
-        <w:rPr>
-          <w:b/>
-          <w:bCs/>
-        </w:rPr>
+      <w:pPr>
+        <w:pStyle w:val="Heading2"/>
+      </w:pPr>
+      <w:r>
         <w:t>3. Resource Model Design</w:t>
       </w:r>
     </w:p>
@@ -811,29 +757,18 @@
     </w:p>
     <w:tbl>
       <w:tblPr>
+        <w:tblStyle w:val="TableGrid"/>
         <w:tblW w:w="0" w:type="auto"/>
-        <w:tblCellSpacing w:w="15" w:type="dxa"/>
-        <w:tblCellMar>
-          <w:top w:w="15" w:type="dxa"/>
-          <w:left w:w="15" w:type="dxa"/>
-          <w:bottom w:w="15" w:type="dxa"/>
-          <w:right w:w="15" w:type="dxa"/>
-        </w:tblCellMar>
         <w:tblLook w:val="04A0" w:firstRow="1" w:lastRow="0" w:firstColumn="1" w:lastColumn="0" w:noHBand="0" w:noVBand="1"/>
       </w:tblPr>
       <w:tblGrid>
-        <w:gridCol w:w="1175"/>
-        <w:gridCol w:w="2617"/>
+        <w:gridCol w:w="1316"/>
+        <w:gridCol w:w="2758"/>
       </w:tblGrid>
       <w:tr>
-        <w:trPr>
-          <w:tblHeader/>
-          <w:tblCellSpacing w:w="15" w:type="dxa"/>
-        </w:trPr>
         <w:tc>
           <w:tcPr>
             <w:tcW w:w="0" w:type="auto"/>
-            <w:vAlign w:val="center"/>
             <w:hideMark/>
           </w:tcPr>
           <w:p>
@@ -855,7 +790,6 @@
         <w:tc>
           <w:tcPr>
             <w:tcW w:w="0" w:type="auto"/>
-            <w:vAlign w:val="center"/>
             <w:hideMark/>
           </w:tcPr>
           <w:p>
@@ -876,13 +810,9 @@
         </w:tc>
       </w:tr>
       <w:tr>
-        <w:trPr>
-          <w:tblCellSpacing w:w="15" w:type="dxa"/>
-        </w:trPr>
         <w:tc>
           <w:tcPr>
             <w:tcW w:w="0" w:type="auto"/>
-            <w:vAlign w:val="center"/>
             <w:hideMark/>
           </w:tcPr>
           <w:p>
@@ -894,7 +824,6 @@
         <w:tc>
           <w:tcPr>
             <w:tcW w:w="0" w:type="auto"/>
-            <w:vAlign w:val="center"/>
             <w:hideMark/>
           </w:tcPr>
           <w:p>
@@ -905,13 +834,9 @@
         </w:tc>
       </w:tr>
       <w:tr>
-        <w:trPr>
-          <w:tblCellSpacing w:w="15" w:type="dxa"/>
-        </w:trPr>
         <w:tc>
           <w:tcPr>
             <w:tcW w:w="0" w:type="auto"/>
-            <w:vAlign w:val="center"/>
             <w:hideMark/>
           </w:tcPr>
           <w:p>
@@ -923,7 +848,6 @@
         <w:tc>
           <w:tcPr>
             <w:tcW w:w="0" w:type="auto"/>
-            <w:vAlign w:val="center"/>
             <w:hideMark/>
           </w:tcPr>
           <w:p>
@@ -934,13 +858,9 @@
         </w:tc>
       </w:tr>
       <w:tr>
-        <w:trPr>
-          <w:tblCellSpacing w:w="15" w:type="dxa"/>
-        </w:trPr>
         <w:tc>
           <w:tcPr>
             <w:tcW w:w="0" w:type="auto"/>
-            <w:vAlign w:val="center"/>
             <w:hideMark/>
           </w:tcPr>
           <w:p>
@@ -952,7 +872,6 @@
         <w:tc>
           <w:tcPr>
             <w:tcW w:w="0" w:type="auto"/>
-            <w:vAlign w:val="center"/>
             <w:hideMark/>
           </w:tcPr>
           <w:p>
@@ -963,13 +882,9 @@
         </w:tc>
       </w:tr>
       <w:tr>
-        <w:trPr>
-          <w:tblCellSpacing w:w="15" w:type="dxa"/>
-        </w:trPr>
         <w:tc>
           <w:tcPr>
             <w:tcW w:w="0" w:type="auto"/>
-            <w:vAlign w:val="center"/>
             <w:hideMark/>
           </w:tcPr>
           <w:p>
@@ -981,7 +896,6 @@
         <w:tc>
           <w:tcPr>
             <w:tcW w:w="0" w:type="auto"/>
-            <w:vAlign w:val="center"/>
             <w:hideMark/>
           </w:tcPr>
           <w:p>
@@ -992,13 +906,9 @@
         </w:tc>
       </w:tr>
       <w:tr>
-        <w:trPr>
-          <w:tblCellSpacing w:w="15" w:type="dxa"/>
-        </w:trPr>
         <w:tc>
           <w:tcPr>
             <w:tcW w:w="0" w:type="auto"/>
-            <w:vAlign w:val="center"/>
             <w:hideMark/>
           </w:tcPr>
           <w:p>
@@ -1010,7 +920,6 @@
         <w:tc>
           <w:tcPr>
             <w:tcW w:w="0" w:type="auto"/>
-            <w:vAlign w:val="center"/>
             <w:hideMark/>
           </w:tcPr>
           <w:p>
@@ -1021,13 +930,9 @@
         </w:tc>
       </w:tr>
       <w:tr>
-        <w:trPr>
-          <w:tblCellSpacing w:w="15" w:type="dxa"/>
-        </w:trPr>
         <w:tc>
           <w:tcPr>
             <w:tcW w:w="0" w:type="auto"/>
-            <w:vAlign w:val="center"/>
             <w:hideMark/>
           </w:tcPr>
           <w:p>
@@ -1039,7 +944,6 @@
         <w:tc>
           <w:tcPr>
             <w:tcW w:w="0" w:type="auto"/>
-            <w:vAlign w:val="center"/>
             <w:hideMark/>
           </w:tcPr>
           <w:p>
@@ -1050,13 +954,9 @@
         </w:tc>
       </w:tr>
       <w:tr>
-        <w:trPr>
-          <w:tblCellSpacing w:w="15" w:type="dxa"/>
-        </w:trPr>
         <w:tc>
           <w:tcPr>
             <w:tcW w:w="0" w:type="auto"/>
-            <w:vAlign w:val="center"/>
             <w:hideMark/>
           </w:tcPr>
           <w:p>
@@ -1068,7 +968,6 @@
         <w:tc>
           <w:tcPr>
             <w:tcW w:w="0" w:type="auto"/>
-            <w:vAlign w:val="center"/>
             <w:hideMark/>
           </w:tcPr>
           <w:p>
@@ -1079,13 +978,9 @@
         </w:tc>
       </w:tr>
       <w:tr>
-        <w:trPr>
-          <w:tblCellSpacing w:w="15" w:type="dxa"/>
-        </w:trPr>
         <w:tc>
           <w:tcPr>
             <w:tcW w:w="0" w:type="auto"/>
-            <w:vAlign w:val="center"/>
             <w:hideMark/>
           </w:tcPr>
           <w:p>
@@ -1097,7 +992,6 @@
         <w:tc>
           <w:tcPr>
             <w:tcW w:w="0" w:type="auto"/>
-            <w:vAlign w:val="center"/>
             <w:hideMark/>
           </w:tcPr>
           <w:p>
@@ -1108,13 +1002,9 @@
         </w:tc>
       </w:tr>
       <w:tr>
-        <w:trPr>
-          <w:tblCellSpacing w:w="15" w:type="dxa"/>
-        </w:trPr>
         <w:tc>
           <w:tcPr>
             <w:tcW w:w="0" w:type="auto"/>
-            <w:vAlign w:val="center"/>
             <w:hideMark/>
           </w:tcPr>
           <w:p>
@@ -1126,7 +1016,6 @@
         <w:tc>
           <w:tcPr>
             <w:tcW w:w="0" w:type="auto"/>
-            <w:vAlign w:val="center"/>
             <w:hideMark/>
           </w:tcPr>
           <w:p>
@@ -1137,13 +1026,9 @@
         </w:tc>
       </w:tr>
       <w:tr>
-        <w:trPr>
-          <w:tblCellSpacing w:w="15" w:type="dxa"/>
-        </w:trPr>
         <w:tc>
           <w:tcPr>
             <w:tcW w:w="0" w:type="auto"/>
-            <w:vAlign w:val="center"/>
             <w:hideMark/>
           </w:tcPr>
           <w:p>
@@ -1155,7 +1040,6 @@
         <w:tc>
           <w:tcPr>
             <w:tcW w:w="0" w:type="auto"/>
-            <w:vAlign w:val="center"/>
             <w:hideMark/>
           </w:tcPr>
           <w:p>
@@ -1166,13 +1050,9 @@
         </w:tc>
       </w:tr>
       <w:tr>
-        <w:trPr>
-          <w:tblCellSpacing w:w="15" w:type="dxa"/>
-        </w:trPr>
         <w:tc>
           <w:tcPr>
             <w:tcW w:w="0" w:type="auto"/>
-            <w:vAlign w:val="center"/>
             <w:hideMark/>
           </w:tcPr>
           <w:p>
@@ -1184,7 +1064,6 @@
         <w:tc>
           <w:tcPr>
             <w:tcW w:w="0" w:type="auto"/>
-            <w:vAlign w:val="center"/>
             <w:hideMark/>
           </w:tcPr>
           <w:p>
@@ -1196,13 +1075,6 @@
       </w:tr>
     </w:tbl>
     <w:p>
-      <w:r>
-        <w:pict w14:anchorId="4CA9E9A8">
-          <v:rect id="_x0000_i1517" style="width:0;height:1.5pt" o:hralign="center" o:hrstd="t" o:hr="t" fillcolor="#a0a0a0" stroked="f"/>
-        </w:pict>
-      </w:r>
-    </w:p>
-    <w:p>
       <w:pPr>
         <w:rPr>
           <w:b/>
@@ -1219,29 +1091,18 @@
     </w:p>
     <w:tbl>
       <w:tblPr>
+        <w:tblStyle w:val="TableGrid"/>
         <w:tblW w:w="0" w:type="auto"/>
-        <w:tblCellSpacing w:w="15" w:type="dxa"/>
-        <w:tblCellMar>
-          <w:top w:w="15" w:type="dxa"/>
-          <w:left w:w="15" w:type="dxa"/>
-          <w:bottom w:w="15" w:type="dxa"/>
-          <w:right w:w="15" w:type="dxa"/>
-        </w:tblCellMar>
         <w:tblLook w:val="04A0" w:firstRow="1" w:lastRow="0" w:firstColumn="1" w:lastColumn="0" w:noHBand="0" w:noVBand="1"/>
       </w:tblPr>
       <w:tblGrid>
-        <w:gridCol w:w="1139"/>
-        <w:gridCol w:w="2556"/>
+        <w:gridCol w:w="1280"/>
+        <w:gridCol w:w="2697"/>
       </w:tblGrid>
       <w:tr>
-        <w:trPr>
-          <w:tblHeader/>
-          <w:tblCellSpacing w:w="15" w:type="dxa"/>
-        </w:trPr>
         <w:tc>
           <w:tcPr>
             <w:tcW w:w="0" w:type="auto"/>
-            <w:vAlign w:val="center"/>
             <w:hideMark/>
           </w:tcPr>
           <w:p>
@@ -1263,7 +1124,6 @@
         <w:tc>
           <w:tcPr>
             <w:tcW w:w="0" w:type="auto"/>
-            <w:vAlign w:val="center"/>
             <w:hideMark/>
           </w:tcPr>
           <w:p>
@@ -1284,13 +1144,9 @@
         </w:tc>
       </w:tr>
       <w:tr>
-        <w:trPr>
-          <w:tblCellSpacing w:w="15" w:type="dxa"/>
-        </w:trPr>
         <w:tc>
           <w:tcPr>
             <w:tcW w:w="0" w:type="auto"/>
-            <w:vAlign w:val="center"/>
             <w:hideMark/>
           </w:tcPr>
           <w:p>
@@ -1302,7 +1158,6 @@
         <w:tc>
           <w:tcPr>
             <w:tcW w:w="0" w:type="auto"/>
-            <w:vAlign w:val="center"/>
             <w:hideMark/>
           </w:tcPr>
           <w:p>
@@ -1313,13 +1168,9 @@
         </w:tc>
       </w:tr>
       <w:tr>
-        <w:trPr>
-          <w:tblCellSpacing w:w="15" w:type="dxa"/>
-        </w:trPr>
         <w:tc>
           <w:tcPr>
             <w:tcW w:w="0" w:type="auto"/>
-            <w:vAlign w:val="center"/>
             <w:hideMark/>
           </w:tcPr>
           <w:p>
@@ -1331,7 +1182,6 @@
         <w:tc>
           <w:tcPr>
             <w:tcW w:w="0" w:type="auto"/>
-            <w:vAlign w:val="center"/>
             <w:hideMark/>
           </w:tcPr>
           <w:p>
@@ -1342,18 +1192,13 @@
         </w:tc>
       </w:tr>
       <w:tr>
-        <w:trPr>
-          <w:tblCellSpacing w:w="15" w:type="dxa"/>
-        </w:trPr>
         <w:tc>
           <w:tcPr>
             <w:tcW w:w="0" w:type="auto"/>
-            <w:vAlign w:val="center"/>
             <w:hideMark/>
           </w:tcPr>
           <w:p>
             <w:r>
-              <w:lastRenderedPageBreak/>
               <w:t>applications</w:t>
             </w:r>
           </w:p>
@@ -1361,7 +1206,6 @@
         <w:tc>
           <w:tcPr>
             <w:tcW w:w="0" w:type="auto"/>
-            <w:vAlign w:val="center"/>
             <w:hideMark/>
           </w:tcPr>
           <w:p>
@@ -1372,13 +1216,9 @@
         </w:tc>
       </w:tr>
       <w:tr>
-        <w:trPr>
-          <w:tblCellSpacing w:w="15" w:type="dxa"/>
-        </w:trPr>
         <w:tc>
           <w:tcPr>
             <w:tcW w:w="0" w:type="auto"/>
-            <w:vAlign w:val="center"/>
             <w:hideMark/>
           </w:tcPr>
           <w:p>
@@ -1390,7 +1230,6 @@
         <w:tc>
           <w:tcPr>
             <w:tcW w:w="0" w:type="auto"/>
-            <w:vAlign w:val="center"/>
             <w:hideMark/>
           </w:tcPr>
           <w:p>
@@ -1401,13 +1240,9 @@
         </w:tc>
       </w:tr>
       <w:tr>
-        <w:trPr>
-          <w:tblCellSpacing w:w="15" w:type="dxa"/>
-        </w:trPr>
         <w:tc>
           <w:tcPr>
             <w:tcW w:w="0" w:type="auto"/>
-            <w:vAlign w:val="center"/>
             <w:hideMark/>
           </w:tcPr>
           <w:p>
@@ -1419,7 +1254,6 @@
         <w:tc>
           <w:tcPr>
             <w:tcW w:w="0" w:type="auto"/>
-            <w:vAlign w:val="center"/>
             <w:hideMark/>
           </w:tcPr>
           <w:p>
@@ -1430,13 +1264,9 @@
         </w:tc>
       </w:tr>
       <w:tr>
-        <w:trPr>
-          <w:tblCellSpacing w:w="15" w:type="dxa"/>
-        </w:trPr>
         <w:tc>
           <w:tcPr>
             <w:tcW w:w="0" w:type="auto"/>
-            <w:vAlign w:val="center"/>
             <w:hideMark/>
           </w:tcPr>
           <w:p>
@@ -1448,7 +1278,6 @@
         <w:tc>
           <w:tcPr>
             <w:tcW w:w="0" w:type="auto"/>
-            <w:vAlign w:val="center"/>
             <w:hideMark/>
           </w:tcPr>
           <w:p>
@@ -1460,24 +1289,11 @@
       </w:tr>
     </w:tbl>
     <w:p>
-      <w:r>
-        <w:pict w14:anchorId="2D75C127">
-          <v:rect id="_x0000_i1518" style="width:0;height:1.5pt" o:hralign="center" o:hrstd="t" o:hr="t" fillcolor="#a0a0a0" stroked="f"/>
-        </w:pict>
-      </w:r>
-    </w:p>
-    <w:p>
-      <w:pPr>
-        <w:rPr>
-          <w:b/>
-          <w:bCs/>
-        </w:rPr>
-      </w:pPr>
-      <w:r>
-        <w:rPr>
-          <w:b/>
-          <w:bCs/>
-        </w:rPr>
+      <w:pPr>
+        <w:pStyle w:val="Heading2"/>
+      </w:pPr>
+      <w:r>
+        <w:lastRenderedPageBreak/>
         <w:t>4. Authentication &amp; Authorization Design</w:t>
       </w:r>
     </w:p>
@@ -1539,13 +1355,6 @@
       </w:r>
     </w:p>
     <w:p>
-      <w:r>
-        <w:pict w14:anchorId="197FB6F5">
-          <v:rect id="_x0000_i1519" style="width:0;height:1.5pt" o:hralign="center" o:hrstd="t" o:hr="t" fillcolor="#a0a0a0" stroked="f"/>
-        </w:pict>
-      </w:r>
-    </w:p>
-    <w:p>
       <w:pPr>
         <w:rPr>
           <w:b/>
@@ -1657,13 +1466,6 @@
       </w:r>
     </w:p>
     <w:p>
-      <w:r>
-        <w:pict w14:anchorId="539A9AE9">
-          <v:rect id="_x0000_i1520" style="width:0;height:1.5pt" o:hralign="center" o:hrstd="t" o:hr="t" fillcolor="#a0a0a0" stroked="f"/>
-        </w:pict>
-      </w:r>
-    </w:p>
-    <w:p>
       <w:pPr>
         <w:rPr>
           <w:b/>
@@ -1733,13 +1535,6 @@
       </w:r>
     </w:p>
     <w:p>
-      <w:r>
-        <w:pict w14:anchorId="6D35C88A">
-          <v:rect id="_x0000_i1521" style="width:0;height:1.5pt" o:hralign="center" o:hrstd="t" o:hr="t" fillcolor="#a0a0a0" stroked="f"/>
-        </w:pict>
-      </w:r>
-    </w:p>
-    <w:p>
       <w:pPr>
         <w:rPr>
           <w:b/>
@@ -1766,35 +1561,23 @@
           <w:b/>
           <w:bCs/>
         </w:rPr>
-        <w:lastRenderedPageBreak/>
         <w:t>RBAC Roles</w:t>
       </w:r>
     </w:p>
     <w:tbl>
       <w:tblPr>
+        <w:tblStyle w:val="TableGrid"/>
         <w:tblW w:w="0" w:type="auto"/>
-        <w:tblCellSpacing w:w="15" w:type="dxa"/>
-        <w:tblCellMar>
-          <w:top w:w="15" w:type="dxa"/>
-          <w:left w:w="15" w:type="dxa"/>
-          <w:bottom w:w="15" w:type="dxa"/>
-          <w:right w:w="15" w:type="dxa"/>
-        </w:tblCellMar>
         <w:tblLook w:val="04A0" w:firstRow="1" w:lastRow="0" w:firstColumn="1" w:lastColumn="0" w:noHBand="0" w:noVBand="1"/>
       </w:tblPr>
       <w:tblGrid>
-        <w:gridCol w:w="735"/>
-        <w:gridCol w:w="1902"/>
+        <w:gridCol w:w="876"/>
+        <w:gridCol w:w="2043"/>
       </w:tblGrid>
       <w:tr>
-        <w:trPr>
-          <w:tblHeader/>
-          <w:tblCellSpacing w:w="15" w:type="dxa"/>
-        </w:trPr>
         <w:tc>
           <w:tcPr>
             <w:tcW w:w="0" w:type="auto"/>
-            <w:vAlign w:val="center"/>
             <w:hideMark/>
           </w:tcPr>
           <w:p>
@@ -1816,7 +1599,6 @@
         <w:tc>
           <w:tcPr>
             <w:tcW w:w="0" w:type="auto"/>
-            <w:vAlign w:val="center"/>
             <w:hideMark/>
           </w:tcPr>
           <w:p>
@@ -1837,13 +1619,9 @@
         </w:tc>
       </w:tr>
       <w:tr>
-        <w:trPr>
-          <w:tblCellSpacing w:w="15" w:type="dxa"/>
-        </w:trPr>
         <w:tc>
           <w:tcPr>
             <w:tcW w:w="0" w:type="auto"/>
-            <w:vAlign w:val="center"/>
             <w:hideMark/>
           </w:tcPr>
           <w:p>
@@ -1855,7 +1633,6 @@
         <w:tc>
           <w:tcPr>
             <w:tcW w:w="0" w:type="auto"/>
-            <w:vAlign w:val="center"/>
             <w:hideMark/>
           </w:tcPr>
           <w:p>
@@ -1866,13 +1643,9 @@
         </w:tc>
       </w:tr>
       <w:tr>
-        <w:trPr>
-          <w:tblCellSpacing w:w="15" w:type="dxa"/>
-        </w:trPr>
         <w:tc>
           <w:tcPr>
             <w:tcW w:w="0" w:type="auto"/>
-            <w:vAlign w:val="center"/>
             <w:hideMark/>
           </w:tcPr>
           <w:p>
@@ -1884,7 +1657,6 @@
         <w:tc>
           <w:tcPr>
             <w:tcW w:w="0" w:type="auto"/>
-            <w:vAlign w:val="center"/>
             <w:hideMark/>
           </w:tcPr>
           <w:p>
@@ -1895,13 +1667,9 @@
         </w:tc>
       </w:tr>
       <w:tr>
-        <w:trPr>
-          <w:tblCellSpacing w:w="15" w:type="dxa"/>
-        </w:trPr>
         <w:tc>
           <w:tcPr>
             <w:tcW w:w="0" w:type="auto"/>
-            <w:vAlign w:val="center"/>
             <w:hideMark/>
           </w:tcPr>
           <w:p>
@@ -1913,7 +1681,6 @@
         <w:tc>
           <w:tcPr>
             <w:tcW w:w="0" w:type="auto"/>
-            <w:vAlign w:val="center"/>
             <w:hideMark/>
           </w:tcPr>
           <w:p>
@@ -1925,13 +1692,6 @@
       </w:tr>
     </w:tbl>
     <w:p>
-      <w:r>
-        <w:pict w14:anchorId="435B458D">
-          <v:rect id="_x0000_i1522" style="width:0;height:1.5pt" o:hralign="center" o:hrstd="t" o:hr="t" fillcolor="#a0a0a0" stroked="f"/>
-        </w:pict>
-      </w:r>
-    </w:p>
-    <w:p>
       <w:pPr>
         <w:rPr>
           <w:b/>
@@ -1992,6 +1752,7 @@
         </w:numPr>
       </w:pPr>
       <w:r>
+        <w:lastRenderedPageBreak/>
         <w:t>their analytics</w:t>
       </w:r>
     </w:p>
@@ -2001,24 +1762,10 @@
       </w:r>
     </w:p>
     <w:p>
-      <w:r>
-        <w:pict w14:anchorId="1F880FF6">
-          <v:rect id="_x0000_i1523" style="width:0;height:1.5pt" o:hralign="center" o:hrstd="t" o:hr="t" fillcolor="#a0a0a0" stroked="f"/>
-        </w:pict>
-      </w:r>
-    </w:p>
-    <w:p>
-      <w:pPr>
-        <w:rPr>
-          <w:b/>
-          <w:bCs/>
-        </w:rPr>
-      </w:pPr>
-      <w:r>
-        <w:rPr>
-          <w:b/>
-          <w:bCs/>
-        </w:rPr>
+      <w:pPr>
+        <w:pStyle w:val="Heading2"/>
+      </w:pPr>
+      <w:r>
         <w:t>5. API Versioning Strategy</w:t>
       </w:r>
     </w:p>
@@ -2058,13 +1805,6 @@
       </w:r>
     </w:p>
     <w:p>
-      <w:r>
-        <w:pict w14:anchorId="41D90CC2">
-          <v:rect id="_x0000_i1524" style="width:0;height:1.5pt" o:hralign="center" o:hrstd="t" o:hr="t" fillcolor="#a0a0a0" stroked="f"/>
-        </w:pict>
-      </w:r>
-    </w:p>
-    <w:p>
       <w:pPr>
         <w:rPr>
           <w:b/>
@@ -2107,13 +1847,6 @@
       </w:r>
     </w:p>
     <w:p>
-      <w:r>
-        <w:pict w14:anchorId="3ECB57C0">
-          <v:rect id="_x0000_i1525" style="width:0;height:1.5pt" o:hralign="center" o:hrstd="t" o:hr="t" fillcolor="#a0a0a0" stroked="f"/>
-        </w:pict>
-      </w:r>
-    </w:p>
-    <w:p>
       <w:pPr>
         <w:rPr>
           <w:b/>
@@ -2172,24 +1905,10 @@
       </w:r>
     </w:p>
     <w:p>
-      <w:r>
-        <w:pict w14:anchorId="19F24276">
-          <v:rect id="_x0000_i1526" style="width:0;height:1.5pt" o:hralign="center" o:hrstd="t" o:hr="t" fillcolor="#a0a0a0" stroked="f"/>
-        </w:pict>
-      </w:r>
-    </w:p>
-    <w:p>
-      <w:pPr>
-        <w:rPr>
-          <w:b/>
-          <w:bCs/>
-        </w:rPr>
-      </w:pPr>
-      <w:r>
-        <w:rPr>
-          <w:b/>
-          <w:bCs/>
-        </w:rPr>
+      <w:pPr>
+        <w:pStyle w:val="Heading2"/>
+      </w:pPr>
+      <w:r>
         <w:t>6. Endpoint Architecture</w:t>
       </w:r>
     </w:p>
@@ -2205,251 +1924,237 @@
           <w:b/>
           <w:bCs/>
         </w:rPr>
+        <w:t>Base API Structure</w:t>
+      </w:r>
+    </w:p>
+    <w:p>
+      <w:r>
+        <w:t>/</w:t>
+      </w:r>
+      <w:proofErr w:type="spellStart"/>
+      <w:r>
+        <w:t>api</w:t>
+      </w:r>
+      <w:proofErr w:type="spellEnd"/>
+      <w:r>
+        <w:t>/v1/auth</w:t>
+      </w:r>
+    </w:p>
+    <w:p>
+      <w:r>
+        <w:t>/</w:t>
+      </w:r>
+      <w:proofErr w:type="spellStart"/>
+      <w:r>
+        <w:t>api</w:t>
+      </w:r>
+      <w:proofErr w:type="spellEnd"/>
+      <w:r>
+        <w:t>/v1/users</w:t>
+      </w:r>
+    </w:p>
+    <w:p>
+      <w:r>
+        <w:t>/</w:t>
+      </w:r>
+      <w:proofErr w:type="spellStart"/>
+      <w:r>
+        <w:t>api</w:t>
+      </w:r>
+      <w:proofErr w:type="spellEnd"/>
+      <w:r>
+        <w:t>/v1/profiles</w:t>
+      </w:r>
+    </w:p>
+    <w:p>
+      <w:r>
+        <w:t>/</w:t>
+      </w:r>
+      <w:proofErr w:type="spellStart"/>
+      <w:r>
+        <w:t>api</w:t>
+      </w:r>
+      <w:proofErr w:type="spellEnd"/>
+      <w:r>
+        <w:t>/v1/jobs</w:t>
+      </w:r>
+    </w:p>
+    <w:p>
+      <w:r>
+        <w:t>/</w:t>
+      </w:r>
+      <w:proofErr w:type="spellStart"/>
+      <w:r>
+        <w:t>api</w:t>
+      </w:r>
+      <w:proofErr w:type="spellEnd"/>
+      <w:r>
+        <w:t>/v1/applications</w:t>
+      </w:r>
+    </w:p>
+    <w:p>
+      <w:r>
+        <w:t>/</w:t>
+      </w:r>
+      <w:proofErr w:type="spellStart"/>
+      <w:r>
+        <w:t>api</w:t>
+      </w:r>
+      <w:proofErr w:type="spellEnd"/>
+      <w:r>
+        <w:t>/v1/resumes</w:t>
+      </w:r>
+    </w:p>
+    <w:p>
+      <w:r>
+        <w:t>/</w:t>
+      </w:r>
+      <w:proofErr w:type="spellStart"/>
+      <w:r>
+        <w:t>api</w:t>
+      </w:r>
+      <w:proofErr w:type="spellEnd"/>
+      <w:r>
+        <w:t>/v1/generations</w:t>
+      </w:r>
+    </w:p>
+    <w:p>
+      <w:r>
+        <w:t>/</w:t>
+      </w:r>
+      <w:proofErr w:type="spellStart"/>
+      <w:r>
+        <w:t>api</w:t>
+      </w:r>
+      <w:proofErr w:type="spellEnd"/>
+      <w:r>
+        <w:t>/v1/batches</w:t>
+      </w:r>
+    </w:p>
+    <w:p>
+      <w:r>
+        <w:t>/</w:t>
+      </w:r>
+      <w:proofErr w:type="spellStart"/>
+      <w:r>
+        <w:t>api</w:t>
+      </w:r>
+      <w:proofErr w:type="spellEnd"/>
+      <w:r>
+        <w:t>/v1/analytics</w:t>
+      </w:r>
+    </w:p>
+    <w:p>
+      <w:r>
+        <w:t>/</w:t>
+      </w:r>
+      <w:proofErr w:type="spellStart"/>
+      <w:r>
+        <w:t>api</w:t>
+      </w:r>
+      <w:proofErr w:type="spellEnd"/>
+      <w:r>
+        <w:t>/v1/notifications</w:t>
+      </w:r>
+    </w:p>
+    <w:p>
+      <w:r>
+        <w:t>/</w:t>
+      </w:r>
+      <w:proofErr w:type="spellStart"/>
+      <w:r>
+        <w:t>api</w:t>
+      </w:r>
+      <w:proofErr w:type="spellEnd"/>
+      <w:r>
+        <w:t>/v1/templates</w:t>
+      </w:r>
+    </w:p>
+    <w:p>
+      <w:r>
+        <w:t>/</w:t>
+      </w:r>
+      <w:proofErr w:type="spellStart"/>
+      <w:r>
+        <w:t>api</w:t>
+      </w:r>
+      <w:proofErr w:type="spellEnd"/>
+      <w:r>
+        <w:t>/v1/sync</w:t>
+      </w:r>
+    </w:p>
+    <w:p>
+      <w:pPr>
+        <w:pStyle w:val="Heading2"/>
+      </w:pPr>
+      <w:r>
+        <w:t>7. Detailed Endpoint Specifications</w:t>
+      </w:r>
+    </w:p>
+    <w:p>
+      <w:pPr>
+        <w:rPr>
+          <w:b/>
+          <w:bCs/>
+        </w:rPr>
+      </w:pPr>
+      <w:r>
+        <w:rPr>
+          <w:b/>
+          <w:bCs/>
+        </w:rPr>
+        <w:t>AUTH APIs</w:t>
+      </w:r>
+    </w:p>
+    <w:p>
+      <w:pPr>
+        <w:rPr>
+          <w:b/>
+          <w:bCs/>
+        </w:rPr>
+      </w:pPr>
+      <w:r>
+        <w:rPr>
+          <w:b/>
+          <w:bCs/>
+        </w:rPr>
+        <w:t>POST /</w:t>
+      </w:r>
+      <w:proofErr w:type="spellStart"/>
+      <w:r>
+        <w:rPr>
+          <w:b/>
+          <w:bCs/>
+        </w:rPr>
+        <w:t>api</w:t>
+      </w:r>
+      <w:proofErr w:type="spellEnd"/>
+      <w:r>
+        <w:rPr>
+          <w:b/>
+          <w:bCs/>
+        </w:rPr>
+        <w:t>/v1/auth/register</w:t>
+      </w:r>
+    </w:p>
+    <w:p>
+      <w:r>
+        <w:t>Creates user account.</w:t>
+      </w:r>
+    </w:p>
+    <w:p>
+      <w:pPr>
+        <w:rPr>
+          <w:b/>
+          <w:bCs/>
+        </w:rPr>
+      </w:pPr>
+      <w:r>
+        <w:rPr>
+          <w:b/>
+          <w:bCs/>
+        </w:rPr>
         <w:lastRenderedPageBreak/>
-        <w:t>Base API Structure</w:t>
-      </w:r>
-    </w:p>
-    <w:p>
-      <w:r>
-        <w:t>/</w:t>
-      </w:r>
-      <w:proofErr w:type="spellStart"/>
-      <w:r>
-        <w:t>api</w:t>
-      </w:r>
-      <w:proofErr w:type="spellEnd"/>
-      <w:r>
-        <w:t>/v1/auth</w:t>
-      </w:r>
-    </w:p>
-    <w:p>
-      <w:r>
-        <w:t>/</w:t>
-      </w:r>
-      <w:proofErr w:type="spellStart"/>
-      <w:r>
-        <w:t>api</w:t>
-      </w:r>
-      <w:proofErr w:type="spellEnd"/>
-      <w:r>
-        <w:t>/v1/users</w:t>
-      </w:r>
-    </w:p>
-    <w:p>
-      <w:r>
-        <w:t>/</w:t>
-      </w:r>
-      <w:proofErr w:type="spellStart"/>
-      <w:r>
-        <w:t>api</w:t>
-      </w:r>
-      <w:proofErr w:type="spellEnd"/>
-      <w:r>
-        <w:t>/v1/profiles</w:t>
-      </w:r>
-    </w:p>
-    <w:p>
-      <w:r>
-        <w:t>/</w:t>
-      </w:r>
-      <w:proofErr w:type="spellStart"/>
-      <w:r>
-        <w:t>api</w:t>
-      </w:r>
-      <w:proofErr w:type="spellEnd"/>
-      <w:r>
-        <w:t>/v1/jobs</w:t>
-      </w:r>
-    </w:p>
-    <w:p>
-      <w:r>
-        <w:t>/</w:t>
-      </w:r>
-      <w:proofErr w:type="spellStart"/>
-      <w:r>
-        <w:t>api</w:t>
-      </w:r>
-      <w:proofErr w:type="spellEnd"/>
-      <w:r>
-        <w:t>/v1/applications</w:t>
-      </w:r>
-    </w:p>
-    <w:p>
-      <w:r>
-        <w:t>/</w:t>
-      </w:r>
-      <w:proofErr w:type="spellStart"/>
-      <w:r>
-        <w:t>api</w:t>
-      </w:r>
-      <w:proofErr w:type="spellEnd"/>
-      <w:r>
-        <w:t>/v1/resumes</w:t>
-      </w:r>
-    </w:p>
-    <w:p>
-      <w:r>
-        <w:t>/</w:t>
-      </w:r>
-      <w:proofErr w:type="spellStart"/>
-      <w:r>
-        <w:t>api</w:t>
-      </w:r>
-      <w:proofErr w:type="spellEnd"/>
-      <w:r>
-        <w:t>/v1/generations</w:t>
-      </w:r>
-    </w:p>
-    <w:p>
-      <w:r>
-        <w:t>/</w:t>
-      </w:r>
-      <w:proofErr w:type="spellStart"/>
-      <w:r>
-        <w:t>api</w:t>
-      </w:r>
-      <w:proofErr w:type="spellEnd"/>
-      <w:r>
-        <w:t>/v1/batches</w:t>
-      </w:r>
-    </w:p>
-    <w:p>
-      <w:r>
-        <w:t>/</w:t>
-      </w:r>
-      <w:proofErr w:type="spellStart"/>
-      <w:r>
-        <w:t>api</w:t>
-      </w:r>
-      <w:proofErr w:type="spellEnd"/>
-      <w:r>
-        <w:t>/v1/analytics</w:t>
-      </w:r>
-    </w:p>
-    <w:p>
-      <w:r>
-        <w:t>/</w:t>
-      </w:r>
-      <w:proofErr w:type="spellStart"/>
-      <w:r>
-        <w:t>api</w:t>
-      </w:r>
-      <w:proofErr w:type="spellEnd"/>
-      <w:r>
-        <w:t>/v1/notifications</w:t>
-      </w:r>
-    </w:p>
-    <w:p>
-      <w:r>
-        <w:t>/</w:t>
-      </w:r>
-      <w:proofErr w:type="spellStart"/>
-      <w:r>
-        <w:t>api</w:t>
-      </w:r>
-      <w:proofErr w:type="spellEnd"/>
-      <w:r>
-        <w:t>/v1/templates</w:t>
-      </w:r>
-    </w:p>
-    <w:p>
-      <w:r>
-        <w:t>/</w:t>
-      </w:r>
-      <w:proofErr w:type="spellStart"/>
-      <w:r>
-        <w:t>api</w:t>
-      </w:r>
-      <w:proofErr w:type="spellEnd"/>
-      <w:r>
-        <w:t>/v1/sync</w:t>
-      </w:r>
-    </w:p>
-    <w:p>
-      <w:r>
-        <w:pict w14:anchorId="7DEC56F2">
-          <v:rect id="_x0000_i1527" style="width:0;height:1.5pt" o:hralign="center" o:hrstd="t" o:hr="t" fillcolor="#a0a0a0" stroked="f"/>
-        </w:pict>
-      </w:r>
-    </w:p>
-    <w:p>
-      <w:pPr>
-        <w:rPr>
-          <w:b/>
-          <w:bCs/>
-        </w:rPr>
-      </w:pPr>
-      <w:r>
-        <w:rPr>
-          <w:b/>
-          <w:bCs/>
-        </w:rPr>
-        <w:t>7. Detailed Endpoint Specifications</w:t>
-      </w:r>
-    </w:p>
-    <w:p>
-      <w:pPr>
-        <w:rPr>
-          <w:b/>
-          <w:bCs/>
-        </w:rPr>
-      </w:pPr>
-      <w:r>
-        <w:rPr>
-          <w:b/>
-          <w:bCs/>
-        </w:rPr>
-        <w:t>AUTH APIs</w:t>
-      </w:r>
-    </w:p>
-    <w:p>
-      <w:pPr>
-        <w:rPr>
-          <w:b/>
-          <w:bCs/>
-        </w:rPr>
-      </w:pPr>
-      <w:r>
-        <w:rPr>
-          <w:b/>
-          <w:bCs/>
-        </w:rPr>
-        <w:t>POST /</w:t>
-      </w:r>
-      <w:proofErr w:type="spellStart"/>
-      <w:r>
-        <w:rPr>
-          <w:b/>
-          <w:bCs/>
-        </w:rPr>
-        <w:t>api</w:t>
-      </w:r>
-      <w:proofErr w:type="spellEnd"/>
-      <w:r>
-        <w:rPr>
-          <w:b/>
-          <w:bCs/>
-        </w:rPr>
-        <w:t>/v1/auth/register</w:t>
-      </w:r>
-    </w:p>
-    <w:p>
-      <w:r>
-        <w:t>Creates user account.</w:t>
-      </w:r>
-    </w:p>
-    <w:p>
-      <w:pPr>
-        <w:rPr>
-          <w:b/>
-          <w:bCs/>
-        </w:rPr>
-      </w:pPr>
-      <w:r>
-        <w:rPr>
-          <w:b/>
-          <w:bCs/>
-        </w:rPr>
         <w:t>Request</w:t>
       </w:r>
     </w:p>
@@ -2574,13 +2279,6 @@
       </w:r>
     </w:p>
     <w:p>
-      <w:r>
-        <w:pict w14:anchorId="6ED076F3">
-          <v:rect id="_x0000_i1528" style="width:0;height:1.5pt" o:hralign="center" o:hrstd="t" o:hr="t" fillcolor="#a0a0a0" stroked="f"/>
-        </w:pict>
-      </w:r>
-    </w:p>
-    <w:p>
       <w:pPr>
         <w:rPr>
           <w:b/>
@@ -2633,11 +2331,335 @@
       </w:r>
     </w:p>
     <w:p>
+      <w:pPr>
+        <w:rPr>
+          <w:b/>
+          <w:bCs/>
+        </w:rPr>
+      </w:pPr>
+      <w:r>
+        <w:rPr>
+          <w:b/>
+          <w:bCs/>
+        </w:rPr>
+        <w:t>POST /</w:t>
+      </w:r>
+      <w:proofErr w:type="spellStart"/>
+      <w:r>
+        <w:rPr>
+          <w:b/>
+          <w:bCs/>
+        </w:rPr>
+        <w:t>api</w:t>
+      </w:r>
+      <w:proofErr w:type="spellEnd"/>
+      <w:r>
+        <w:rPr>
+          <w:b/>
+          <w:bCs/>
+        </w:rPr>
+        <w:t>/v1/auth/refresh</w:t>
+      </w:r>
+    </w:p>
+    <w:p>
+      <w:r>
+        <w:t>Refreshes expired access token.</w:t>
+      </w:r>
+    </w:p>
+    <w:p>
+      <w:pPr>
+        <w:rPr>
+          <w:b/>
+          <w:bCs/>
+        </w:rPr>
+      </w:pPr>
+      <w:r>
+        <w:rPr>
+          <w:b/>
+          <w:bCs/>
+        </w:rPr>
+        <w:t>POST /</w:t>
+      </w:r>
+      <w:proofErr w:type="spellStart"/>
+      <w:r>
+        <w:rPr>
+          <w:b/>
+          <w:bCs/>
+        </w:rPr>
+        <w:t>api</w:t>
+      </w:r>
+      <w:proofErr w:type="spellEnd"/>
+      <w:r>
+        <w:rPr>
+          <w:b/>
+          <w:bCs/>
+        </w:rPr>
+        <w:t>/v1/auth/logout</w:t>
+      </w:r>
+    </w:p>
+    <w:p>
+      <w:r>
+        <w:t>Revokes refresh token.</w:t>
+      </w:r>
+    </w:p>
+    <w:p>
+      <w:pPr>
+        <w:rPr>
+          <w:b/>
+          <w:bCs/>
+        </w:rPr>
+      </w:pPr>
+      <w:r>
+        <w:rPr>
+          <w:b/>
+          <w:bCs/>
+        </w:rPr>
+        <w:t>PROFILE APIs</w:t>
+      </w:r>
+    </w:p>
+    <w:p>
+      <w:pPr>
+        <w:rPr>
+          <w:b/>
+          <w:bCs/>
+        </w:rPr>
+      </w:pPr>
+      <w:r>
+        <w:rPr>
+          <w:b/>
+          <w:bCs/>
+        </w:rPr>
+        <w:t>GET /</w:t>
+      </w:r>
+      <w:proofErr w:type="spellStart"/>
+      <w:r>
+        <w:rPr>
+          <w:b/>
+          <w:bCs/>
+        </w:rPr>
+        <w:t>api</w:t>
+      </w:r>
+      <w:proofErr w:type="spellEnd"/>
+      <w:r>
+        <w:rPr>
+          <w:b/>
+          <w:bCs/>
+        </w:rPr>
+        <w:t>/v1/profiles/me</w:t>
+      </w:r>
+    </w:p>
+    <w:p>
+      <w:r>
+        <w:t>Returns canonical structured profile.</w:t>
+      </w:r>
+    </w:p>
+    <w:p>
+      <w:pPr>
+        <w:rPr>
+          <w:b/>
+          <w:bCs/>
+        </w:rPr>
+      </w:pPr>
+      <w:r>
+        <w:rPr>
+          <w:b/>
+          <w:bCs/>
+        </w:rPr>
+        <w:t>PATCH /</w:t>
+      </w:r>
+      <w:proofErr w:type="spellStart"/>
+      <w:r>
+        <w:rPr>
+          <w:b/>
+          <w:bCs/>
+        </w:rPr>
+        <w:t>api</w:t>
+      </w:r>
+      <w:proofErr w:type="spellEnd"/>
+      <w:r>
+        <w:rPr>
+          <w:b/>
+          <w:bCs/>
+        </w:rPr>
+        <w:t>/v1/profiles/me</w:t>
+      </w:r>
+    </w:p>
+    <w:p>
+      <w:r>
+        <w:t>Updates structured profile sections.</w:t>
+      </w:r>
+    </w:p>
+    <w:p>
+      <w:r>
+        <w:t>Supports partial updates.</w:t>
+      </w:r>
+    </w:p>
+    <w:p>
+      <w:pPr>
+        <w:rPr>
+          <w:b/>
+          <w:bCs/>
+        </w:rPr>
+      </w:pPr>
+      <w:r>
+        <w:rPr>
+          <w:b/>
+          <w:bCs/>
+        </w:rPr>
+        <w:t>Validation</w:t>
+      </w:r>
+    </w:p>
+    <w:p>
+      <w:r>
+        <w:t>Reject:</w:t>
+      </w:r>
+    </w:p>
+    <w:p>
+      <w:pPr>
+        <w:numPr>
+          <w:ilvl w:val="0"/>
+          <w:numId w:val="21"/>
+        </w:numPr>
+      </w:pPr>
+      <w:r>
+        <w:t>invalid dates</w:t>
+      </w:r>
+    </w:p>
+    <w:p>
+      <w:pPr>
+        <w:numPr>
+          <w:ilvl w:val="0"/>
+          <w:numId w:val="21"/>
+        </w:numPr>
+      </w:pPr>
+      <w:r>
+        <w:t>overlapping experience ranges</w:t>
+      </w:r>
+    </w:p>
+    <w:p>
+      <w:pPr>
+        <w:numPr>
+          <w:ilvl w:val="0"/>
+          <w:numId w:val="21"/>
+        </w:numPr>
+      </w:pPr>
+      <w:r>
+        <w:t>malformed URLs</w:t>
+      </w:r>
+    </w:p>
+    <w:p>
+      <w:pPr>
+        <w:rPr>
+          <w:b/>
+          <w:bCs/>
+        </w:rPr>
+      </w:pPr>
+      <w:r>
+        <w:rPr>
+          <w:b/>
+          <w:bCs/>
+        </w:rPr>
+        <w:t>JOB APIs</w:t>
+      </w:r>
+    </w:p>
+    <w:p>
+      <w:pPr>
+        <w:rPr>
+          <w:b/>
+          <w:bCs/>
+        </w:rPr>
+      </w:pPr>
+      <w:r>
+        <w:rPr>
+          <w:b/>
+          <w:bCs/>
+        </w:rPr>
+        <w:t>GET /</w:t>
+      </w:r>
+      <w:proofErr w:type="spellStart"/>
+      <w:r>
+        <w:rPr>
+          <w:b/>
+          <w:bCs/>
+        </w:rPr>
+        <w:t>api</w:t>
+      </w:r>
+      <w:proofErr w:type="spellEnd"/>
+      <w:r>
+        <w:rPr>
+          <w:b/>
+          <w:bCs/>
+        </w:rPr>
+        <w:t>/v1/jobs</w:t>
+      </w:r>
+    </w:p>
+    <w:p>
+      <w:r>
+        <w:t>Returns normalized jobs.</w:t>
+      </w:r>
+    </w:p>
+    <w:p>
+      <w:pPr>
+        <w:rPr>
+          <w:b/>
+          <w:bCs/>
+        </w:rPr>
+      </w:pPr>
+      <w:r>
+        <w:rPr>
+          <w:b/>
+          <w:bCs/>
+        </w:rPr>
+        <w:t>Query Parameters</w:t>
+      </w:r>
+    </w:p>
+    <w:p>
       <w:r>
         <w:lastRenderedPageBreak/>
-        <w:pict w14:anchorId="4E703DFD">
-          <v:rect id="_x0000_i1529" style="width:0;height:1.5pt" o:hralign="center" o:hrstd="t" o:hr="t" fillcolor="#a0a0a0" stroked="f"/>
-        </w:pict>
+        <w:t>?cursor=</w:t>
+      </w:r>
+    </w:p>
+    <w:p>
+      <w:r>
+        <w:t>?limit=</w:t>
+      </w:r>
+    </w:p>
+    <w:p>
+      <w:r>
+        <w:t>?</w:t>
+      </w:r>
+      <w:proofErr w:type="spellStart"/>
+      <w:r>
+        <w:t>score_min</w:t>
+      </w:r>
+      <w:proofErr w:type="spellEnd"/>
+      <w:r>
+        <w:t>=</w:t>
+      </w:r>
+    </w:p>
+    <w:p>
+      <w:r>
+        <w:t>?remote=</w:t>
+      </w:r>
+    </w:p>
+    <w:p>
+      <w:r>
+        <w:t>?country=</w:t>
+      </w:r>
+    </w:p>
+    <w:p>
+      <w:r>
+        <w:t>?role=</w:t>
+      </w:r>
+    </w:p>
+    <w:p>
+      <w:r>
+        <w:t>?tech=</w:t>
+      </w:r>
+    </w:p>
+    <w:p>
+      <w:r>
+        <w:t>?status=</w:t>
       </w:r>
     </w:p>
     <w:p>
@@ -2668,372 +2690,6 @@
           <w:b/>
           <w:bCs/>
         </w:rPr>
-        <w:t>/v1/auth/refresh</w:t>
-      </w:r>
-    </w:p>
-    <w:p>
-      <w:r>
-        <w:t>Refreshes expired access token.</w:t>
-      </w:r>
-    </w:p>
-    <w:p>
-      <w:r>
-        <w:pict w14:anchorId="4306FA89">
-          <v:rect id="_x0000_i1530" style="width:0;height:1.5pt" o:hralign="center" o:hrstd="t" o:hr="t" fillcolor="#a0a0a0" stroked="f"/>
-        </w:pict>
-      </w:r>
-    </w:p>
-    <w:p>
-      <w:pPr>
-        <w:rPr>
-          <w:b/>
-          <w:bCs/>
-        </w:rPr>
-      </w:pPr>
-      <w:r>
-        <w:rPr>
-          <w:b/>
-          <w:bCs/>
-        </w:rPr>
-        <w:t>POST /</w:t>
-      </w:r>
-      <w:proofErr w:type="spellStart"/>
-      <w:r>
-        <w:rPr>
-          <w:b/>
-          <w:bCs/>
-        </w:rPr>
-        <w:t>api</w:t>
-      </w:r>
-      <w:proofErr w:type="spellEnd"/>
-      <w:r>
-        <w:rPr>
-          <w:b/>
-          <w:bCs/>
-        </w:rPr>
-        <w:t>/v1/auth/logout</w:t>
-      </w:r>
-    </w:p>
-    <w:p>
-      <w:r>
-        <w:t>Revokes refresh token.</w:t>
-      </w:r>
-    </w:p>
-    <w:p>
-      <w:r>
-        <w:pict w14:anchorId="7DC63B9F">
-          <v:rect id="_x0000_i1531" style="width:0;height:1.5pt" o:hralign="center" o:hrstd="t" o:hr="t" fillcolor="#a0a0a0" stroked="f"/>
-        </w:pict>
-      </w:r>
-    </w:p>
-    <w:p>
-      <w:pPr>
-        <w:rPr>
-          <w:b/>
-          <w:bCs/>
-        </w:rPr>
-      </w:pPr>
-      <w:r>
-        <w:rPr>
-          <w:b/>
-          <w:bCs/>
-        </w:rPr>
-        <w:t>PROFILE APIs</w:t>
-      </w:r>
-    </w:p>
-    <w:p>
-      <w:pPr>
-        <w:rPr>
-          <w:b/>
-          <w:bCs/>
-        </w:rPr>
-      </w:pPr>
-      <w:r>
-        <w:rPr>
-          <w:b/>
-          <w:bCs/>
-        </w:rPr>
-        <w:t>GET /</w:t>
-      </w:r>
-      <w:proofErr w:type="spellStart"/>
-      <w:r>
-        <w:rPr>
-          <w:b/>
-          <w:bCs/>
-        </w:rPr>
-        <w:t>api</w:t>
-      </w:r>
-      <w:proofErr w:type="spellEnd"/>
-      <w:r>
-        <w:rPr>
-          <w:b/>
-          <w:bCs/>
-        </w:rPr>
-        <w:t>/v1/profiles/me</w:t>
-      </w:r>
-    </w:p>
-    <w:p>
-      <w:r>
-        <w:t>Returns canonical structured profile.</w:t>
-      </w:r>
-    </w:p>
-    <w:p>
-      <w:r>
-        <w:pict w14:anchorId="38EA4B82">
-          <v:rect id="_x0000_i1532" style="width:0;height:1.5pt" o:hralign="center" o:hrstd="t" o:hr="t" fillcolor="#a0a0a0" stroked="f"/>
-        </w:pict>
-      </w:r>
-    </w:p>
-    <w:p>
-      <w:pPr>
-        <w:rPr>
-          <w:b/>
-          <w:bCs/>
-        </w:rPr>
-      </w:pPr>
-      <w:r>
-        <w:rPr>
-          <w:b/>
-          <w:bCs/>
-        </w:rPr>
-        <w:t>PATCH /</w:t>
-      </w:r>
-      <w:proofErr w:type="spellStart"/>
-      <w:r>
-        <w:rPr>
-          <w:b/>
-          <w:bCs/>
-        </w:rPr>
-        <w:t>api</w:t>
-      </w:r>
-      <w:proofErr w:type="spellEnd"/>
-      <w:r>
-        <w:rPr>
-          <w:b/>
-          <w:bCs/>
-        </w:rPr>
-        <w:t>/v1/profiles/me</w:t>
-      </w:r>
-    </w:p>
-    <w:p>
-      <w:r>
-        <w:t>Updates structured profile sections.</w:t>
-      </w:r>
-    </w:p>
-    <w:p>
-      <w:r>
-        <w:t>Supports partial updates.</w:t>
-      </w:r>
-    </w:p>
-    <w:p>
-      <w:pPr>
-        <w:rPr>
-          <w:b/>
-          <w:bCs/>
-        </w:rPr>
-      </w:pPr>
-      <w:r>
-        <w:rPr>
-          <w:b/>
-          <w:bCs/>
-        </w:rPr>
-        <w:t>Validation</w:t>
-      </w:r>
-    </w:p>
-    <w:p>
-      <w:r>
-        <w:t>Reject:</w:t>
-      </w:r>
-    </w:p>
-    <w:p>
-      <w:pPr>
-        <w:numPr>
-          <w:ilvl w:val="0"/>
-          <w:numId w:val="21"/>
-        </w:numPr>
-      </w:pPr>
-      <w:r>
-        <w:t>invalid dates</w:t>
-      </w:r>
-    </w:p>
-    <w:p>
-      <w:pPr>
-        <w:numPr>
-          <w:ilvl w:val="0"/>
-          <w:numId w:val="21"/>
-        </w:numPr>
-      </w:pPr>
-      <w:r>
-        <w:t>overlapping experience ranges</w:t>
-      </w:r>
-    </w:p>
-    <w:p>
-      <w:pPr>
-        <w:numPr>
-          <w:ilvl w:val="0"/>
-          <w:numId w:val="21"/>
-        </w:numPr>
-      </w:pPr>
-      <w:r>
-        <w:t>malformed URLs</w:t>
-      </w:r>
-    </w:p>
-    <w:p>
-      <w:r>
-        <w:pict w14:anchorId="0F5F80BD">
-          <v:rect id="_x0000_i1533" style="width:0;height:1.5pt" o:hralign="center" o:hrstd="t" o:hr="t" fillcolor="#a0a0a0" stroked="f"/>
-        </w:pict>
-      </w:r>
-    </w:p>
-    <w:p>
-      <w:pPr>
-        <w:rPr>
-          <w:b/>
-          <w:bCs/>
-        </w:rPr>
-      </w:pPr>
-      <w:r>
-        <w:rPr>
-          <w:b/>
-          <w:bCs/>
-        </w:rPr>
-        <w:t>JOB APIs</w:t>
-      </w:r>
-    </w:p>
-    <w:p>
-      <w:pPr>
-        <w:rPr>
-          <w:b/>
-          <w:bCs/>
-        </w:rPr>
-      </w:pPr>
-      <w:r>
-        <w:rPr>
-          <w:b/>
-          <w:bCs/>
-        </w:rPr>
-        <w:t>GET /</w:t>
-      </w:r>
-      <w:proofErr w:type="spellStart"/>
-      <w:r>
-        <w:rPr>
-          <w:b/>
-          <w:bCs/>
-        </w:rPr>
-        <w:t>api</w:t>
-      </w:r>
-      <w:proofErr w:type="spellEnd"/>
-      <w:r>
-        <w:rPr>
-          <w:b/>
-          <w:bCs/>
-        </w:rPr>
-        <w:t>/v1/jobs</w:t>
-      </w:r>
-    </w:p>
-    <w:p>
-      <w:r>
-        <w:t>Returns normalized jobs.</w:t>
-      </w:r>
-    </w:p>
-    <w:p>
-      <w:pPr>
-        <w:rPr>
-          <w:b/>
-          <w:bCs/>
-        </w:rPr>
-      </w:pPr>
-      <w:r>
-        <w:rPr>
-          <w:b/>
-          <w:bCs/>
-        </w:rPr>
-        <w:t>Query Parameters</w:t>
-      </w:r>
-    </w:p>
-    <w:p>
-      <w:r>
-        <w:t>?cursor=</w:t>
-      </w:r>
-    </w:p>
-    <w:p>
-      <w:r>
-        <w:t>?limit=</w:t>
-      </w:r>
-    </w:p>
-    <w:p>
-      <w:r>
-        <w:t>?</w:t>
-      </w:r>
-      <w:proofErr w:type="spellStart"/>
-      <w:r>
-        <w:t>score_min</w:t>
-      </w:r>
-      <w:proofErr w:type="spellEnd"/>
-      <w:r>
-        <w:t>=</w:t>
-      </w:r>
-    </w:p>
-    <w:p>
-      <w:r>
-        <w:t>?remote=</w:t>
-      </w:r>
-    </w:p>
-    <w:p>
-      <w:r>
-        <w:t>?country=</w:t>
-      </w:r>
-    </w:p>
-    <w:p>
-      <w:r>
-        <w:t>?role=</w:t>
-      </w:r>
-    </w:p>
-    <w:p>
-      <w:r>
-        <w:t>?tech=</w:t>
-      </w:r>
-    </w:p>
-    <w:p>
-      <w:r>
-        <w:t>?status=</w:t>
-      </w:r>
-    </w:p>
-    <w:p>
-      <w:r>
-        <w:pict w14:anchorId="5DDA8336">
-          <v:rect id="_x0000_i1534" style="width:0;height:1.5pt" o:hralign="center" o:hrstd="t" o:hr="t" fillcolor="#a0a0a0" stroked="f"/>
-        </w:pict>
-      </w:r>
-    </w:p>
-    <w:p>
-      <w:pPr>
-        <w:rPr>
-          <w:b/>
-          <w:bCs/>
-        </w:rPr>
-      </w:pPr>
-      <w:r>
-        <w:rPr>
-          <w:b/>
-          <w:bCs/>
-        </w:rPr>
-        <w:t>POST /</w:t>
-      </w:r>
-      <w:proofErr w:type="spellStart"/>
-      <w:r>
-        <w:rPr>
-          <w:b/>
-          <w:bCs/>
-        </w:rPr>
-        <w:t>api</w:t>
-      </w:r>
-      <w:proofErr w:type="spellEnd"/>
-      <w:r>
-        <w:rPr>
-          <w:b/>
-          <w:bCs/>
-        </w:rPr>
         <w:t>/v1/jobs/import</w:t>
       </w:r>
     </w:p>
@@ -3044,7 +2700,6 @@
     </w:p>
     <w:p>
       <w:r>
-        <w:lastRenderedPageBreak/>
         <w:t>Supports:</w:t>
       </w:r>
     </w:p>
@@ -3204,13 +2859,6 @@
       </w:r>
     </w:p>
     <w:p>
-      <w:r>
-        <w:pict w14:anchorId="22E8A36F">
-          <v:rect id="_x0000_i1535" style="width:0;height:1.5pt" o:hralign="center" o:hrstd="t" o:hr="t" fillcolor="#a0a0a0" stroked="f"/>
-        </w:pict>
-      </w:r>
-    </w:p>
-    <w:p>
       <w:pPr>
         <w:rPr>
           <w:b/>
@@ -3263,13 +2911,6 @@
       </w:r>
     </w:p>
     <w:p>
-      <w:r>
-        <w:pict w14:anchorId="51D2939E">
-          <v:rect id="_x0000_i1536" style="width:0;height:1.5pt" o:hralign="center" o:hrstd="t" o:hr="t" fillcolor="#a0a0a0" stroked="f"/>
-        </w:pict>
-      </w:r>
-    </w:p>
-    <w:p>
       <w:pPr>
         <w:rPr>
           <w:b/>
@@ -3327,13 +2968,6 @@
       </w:r>
     </w:p>
     <w:p>
-      <w:r>
-        <w:pict w14:anchorId="1675FA61">
-          <v:rect id="_x0000_i1537" style="width:0;height:1.5pt" o:hralign="center" o:hrstd="t" o:hr="t" fillcolor="#a0a0a0" stroked="f"/>
-        </w:pict>
-      </w:r>
-    </w:p>
-    <w:p>
       <w:pPr>
         <w:rPr>
           <w:b/>
@@ -3397,6 +3031,7 @@
         </w:numPr>
       </w:pPr>
       <w:r>
+        <w:lastRenderedPageBreak/>
         <w:t>filtering</w:t>
       </w:r>
     </w:p>
@@ -3423,13 +3058,6 @@
       </w:r>
     </w:p>
     <w:p>
-      <w:r>
-        <w:pict w14:anchorId="471316E2">
-          <v:rect id="_x0000_i1538" style="width:0;height:1.5pt" o:hralign="center" o:hrstd="t" o:hr="t" fillcolor="#a0a0a0" stroked="f"/>
-        </w:pict>
-      </w:r>
-    </w:p>
-    <w:p>
       <w:pPr>
         <w:rPr>
           <w:b/>
@@ -3482,7 +3110,6 @@
     </w:p>
     <w:p>
       <w:r>
-        <w:lastRenderedPageBreak/>
         <w:t>{</w:t>
       </w:r>
     </w:p>
@@ -3549,13 +3176,6 @@
       </w:r>
     </w:p>
     <w:p>
-      <w:r>
-        <w:pict w14:anchorId="4261A60E">
-          <v:rect id="_x0000_i1539" style="width:0;height:1.5pt" o:hralign="center" o:hrstd="t" o:hr="t" fillcolor="#a0a0a0" stroked="f"/>
-        </w:pict>
-      </w:r>
-    </w:p>
-    <w:p>
       <w:pPr>
         <w:rPr>
           <w:b/>
@@ -3621,13 +3241,6 @@
       </w:pPr>
       <w:r>
         <w:t>rejected → interview is invalid</w:t>
-      </w:r>
-    </w:p>
-    <w:p>
-      <w:r>
-        <w:pict w14:anchorId="372C4BA4">
-          <v:rect id="_x0000_i1540" style="width:0;height:1.5pt" o:hralign="center" o:hrstd="t" o:hr="t" fillcolor="#a0a0a0" stroked="f"/>
-        </w:pict>
       </w:r>
     </w:p>
     <w:p>
@@ -3830,13 +3443,6 @@
       </w:r>
     </w:p>
     <w:p>
-      <w:r>
-        <w:pict w14:anchorId="395EA347">
-          <v:rect id="_x0000_i1541" style="width:0;height:1.5pt" o:hralign="center" o:hrstd="t" o:hr="t" fillcolor="#a0a0a0" stroked="f"/>
-        </w:pict>
-      </w:r>
-    </w:p>
-    <w:p>
       <w:pPr>
         <w:rPr>
           <w:b/>
@@ -3873,13 +3479,6 @@
       </w:r>
     </w:p>
     <w:p>
-      <w:r>
-        <w:pict w14:anchorId="7EAAA651">
-          <v:rect id="_x0000_i1542" style="width:0;height:1.5pt" o:hralign="center" o:hrstd="t" o:hr="t" fillcolor="#a0a0a0" stroked="f"/>
-        </w:pict>
-      </w:r>
-    </w:p>
-    <w:p>
       <w:pPr>
         <w:rPr>
           <w:b/>
@@ -3912,543 +3511,480 @@
     </w:p>
     <w:p>
       <w:r>
+        <w:lastRenderedPageBreak/>
         <w:t>Returns signed download URL.</w:t>
       </w:r>
     </w:p>
     <w:p>
-      <w:r>
-        <w:pict w14:anchorId="73BB7539">
-          <v:rect id="_x0000_i1543" style="width:0;height:1.5pt" o:hralign="center" o:hrstd="t" o:hr="t" fillcolor="#a0a0a0" stroked="f"/>
-        </w:pict>
-      </w:r>
-    </w:p>
-    <w:p>
-      <w:pPr>
-        <w:rPr>
-          <w:b/>
-          <w:bCs/>
-        </w:rPr>
-      </w:pPr>
-      <w:r>
-        <w:rPr>
-          <w:b/>
-          <w:bCs/>
-        </w:rPr>
+      <w:pPr>
+        <w:rPr>
+          <w:b/>
+          <w:bCs/>
+        </w:rPr>
+      </w:pPr>
+      <w:r>
+        <w:rPr>
+          <w:b/>
+          <w:bCs/>
+        </w:rPr>
+        <w:t>GENERATION APIs</w:t>
+      </w:r>
+    </w:p>
+    <w:p>
+      <w:pPr>
+        <w:rPr>
+          <w:b/>
+          <w:bCs/>
+        </w:rPr>
+      </w:pPr>
+      <w:r>
+        <w:rPr>
+          <w:b/>
+          <w:bCs/>
+        </w:rPr>
+        <w:t>GET /</w:t>
+      </w:r>
+      <w:proofErr w:type="spellStart"/>
+      <w:r>
+        <w:rPr>
+          <w:b/>
+          <w:bCs/>
+        </w:rPr>
+        <w:t>api</w:t>
+      </w:r>
+      <w:proofErr w:type="spellEnd"/>
+      <w:r>
+        <w:rPr>
+          <w:b/>
+          <w:bCs/>
+        </w:rPr>
+        <w:t>/v1/generations/{id}</w:t>
+      </w:r>
+    </w:p>
+    <w:p>
+      <w:r>
+        <w:t>Returns generation state.</w:t>
+      </w:r>
+    </w:p>
+    <w:p>
+      <w:pPr>
+        <w:rPr>
+          <w:b/>
+          <w:bCs/>
+        </w:rPr>
+      </w:pPr>
+      <w:r>
+        <w:rPr>
+          <w:b/>
+          <w:bCs/>
+        </w:rPr>
+        <w:t>States</w:t>
+      </w:r>
+    </w:p>
+    <w:p>
+      <w:r>
+        <w:t>queued</w:t>
+      </w:r>
+    </w:p>
+    <w:p>
+      <w:r>
+        <w:t>running</w:t>
+      </w:r>
+    </w:p>
+    <w:p>
+      <w:r>
+        <w:t>completed</w:t>
+      </w:r>
+    </w:p>
+    <w:p>
+      <w:r>
+        <w:t>failed</w:t>
+      </w:r>
+    </w:p>
+    <w:p>
+      <w:proofErr w:type="spellStart"/>
+      <w:r>
+        <w:t>failed_final</w:t>
+      </w:r>
+      <w:proofErr w:type="spellEnd"/>
+    </w:p>
+    <w:p>
+      <w:pPr>
+        <w:rPr>
+          <w:b/>
+          <w:bCs/>
+        </w:rPr>
+      </w:pPr>
+      <w:r>
+        <w:rPr>
+          <w:b/>
+          <w:bCs/>
+        </w:rPr>
+        <w:t>POST /</w:t>
+      </w:r>
+      <w:proofErr w:type="spellStart"/>
+      <w:r>
+        <w:rPr>
+          <w:b/>
+          <w:bCs/>
+        </w:rPr>
+        <w:t>api</w:t>
+      </w:r>
+      <w:proofErr w:type="spellEnd"/>
+      <w:r>
+        <w:rPr>
+          <w:b/>
+          <w:bCs/>
+        </w:rPr>
+        <w:t>/v1/generations/{id}/retry</w:t>
+      </w:r>
+    </w:p>
+    <w:p>
+      <w:r>
+        <w:t>Retries failed generation.</w:t>
+      </w:r>
+    </w:p>
+    <w:p>
+      <w:r>
+        <w:t>Restricted:</w:t>
+      </w:r>
+    </w:p>
+    <w:p>
+      <w:pPr>
+        <w:numPr>
+          <w:ilvl w:val="0"/>
+          <w:numId w:val="26"/>
+        </w:numPr>
+      </w:pPr>
+      <w:r>
+        <w:t>retry cap enforced</w:t>
+      </w:r>
+    </w:p>
+    <w:p>
+      <w:pPr>
+        <w:rPr>
+          <w:b/>
+          <w:bCs/>
+        </w:rPr>
+      </w:pPr>
+      <w:r>
+        <w:rPr>
+          <w:b/>
+          <w:bCs/>
+        </w:rPr>
+        <w:t>BATCH APIs</w:t>
+      </w:r>
+    </w:p>
+    <w:p>
+      <w:pPr>
+        <w:rPr>
+          <w:b/>
+          <w:bCs/>
+        </w:rPr>
+      </w:pPr>
+      <w:r>
+        <w:rPr>
+          <w:b/>
+          <w:bCs/>
+        </w:rPr>
+        <w:t>POST /</w:t>
+      </w:r>
+      <w:proofErr w:type="spellStart"/>
+      <w:r>
+        <w:rPr>
+          <w:b/>
+          <w:bCs/>
+        </w:rPr>
+        <w:t>api</w:t>
+      </w:r>
+      <w:proofErr w:type="spellEnd"/>
+      <w:r>
+        <w:rPr>
+          <w:b/>
+          <w:bCs/>
+        </w:rPr>
+        <w:t>/v1/batches/jobs/analyze</w:t>
+      </w:r>
+    </w:p>
+    <w:p>
+      <w:r>
+        <w:t>Bulk analysis trigger.</w:t>
+      </w:r>
+    </w:p>
+    <w:p>
+      <w:pPr>
+        <w:rPr>
+          <w:b/>
+          <w:bCs/>
+        </w:rPr>
+      </w:pPr>
+      <w:r>
+        <w:rPr>
+          <w:b/>
+          <w:bCs/>
+        </w:rPr>
+        <w:t>POST /</w:t>
+      </w:r>
+      <w:proofErr w:type="spellStart"/>
+      <w:r>
+        <w:rPr>
+          <w:b/>
+          <w:bCs/>
+        </w:rPr>
+        <w:t>api</w:t>
+      </w:r>
+      <w:proofErr w:type="spellEnd"/>
+      <w:r>
+        <w:rPr>
+          <w:b/>
+          <w:bCs/>
+        </w:rPr>
+        <w:t>/v1/batches/jobs/score</w:t>
+      </w:r>
+    </w:p>
+    <w:p>
+      <w:r>
+        <w:t>Bulk scoring trigger.</w:t>
+      </w:r>
+    </w:p>
+    <w:p>
+      <w:pPr>
+        <w:rPr>
+          <w:b/>
+          <w:bCs/>
+        </w:rPr>
+      </w:pPr>
+      <w:r>
+        <w:rPr>
+          <w:b/>
+          <w:bCs/>
+        </w:rPr>
+        <w:t>POST /</w:t>
+      </w:r>
+      <w:proofErr w:type="spellStart"/>
+      <w:r>
+        <w:rPr>
+          <w:b/>
+          <w:bCs/>
+        </w:rPr>
+        <w:t>api</w:t>
+      </w:r>
+      <w:proofErr w:type="spellEnd"/>
+      <w:r>
+        <w:rPr>
+          <w:b/>
+          <w:bCs/>
+        </w:rPr>
+        <w:t>/v1/batches/applications/update</w:t>
+      </w:r>
+    </w:p>
+    <w:p>
+      <w:r>
+        <w:t>Bulk lifecycle update.</w:t>
+      </w:r>
+    </w:p>
+    <w:p>
+      <w:r>
+        <w:t>Safety:</w:t>
+      </w:r>
+    </w:p>
+    <w:p>
+      <w:pPr>
+        <w:numPr>
+          <w:ilvl w:val="0"/>
+          <w:numId w:val="27"/>
+        </w:numPr>
+      </w:pPr>
+      <w:r>
+        <w:t>max 100 items/request</w:t>
+      </w:r>
+    </w:p>
+    <w:p>
+      <w:pPr>
+        <w:rPr>
+          <w:b/>
+          <w:bCs/>
+        </w:rPr>
+      </w:pPr>
+      <w:r>
+        <w:rPr>
+          <w:b/>
+          <w:bCs/>
+        </w:rPr>
+        <w:t>ANALYTICS APIs</w:t>
+      </w:r>
+    </w:p>
+    <w:p>
+      <w:pPr>
+        <w:rPr>
+          <w:b/>
+          <w:bCs/>
+        </w:rPr>
+      </w:pPr>
+      <w:r>
+        <w:rPr>
+          <w:b/>
+          <w:bCs/>
+        </w:rPr>
+        <w:t>GET /</w:t>
+      </w:r>
+      <w:proofErr w:type="spellStart"/>
+      <w:r>
+        <w:rPr>
+          <w:b/>
+          <w:bCs/>
+        </w:rPr>
+        <w:t>api</w:t>
+      </w:r>
+      <w:proofErr w:type="spellEnd"/>
+      <w:r>
+        <w:rPr>
+          <w:b/>
+          <w:bCs/>
+        </w:rPr>
+        <w:t>/v1/analytics/overview</w:t>
+      </w:r>
+    </w:p>
+    <w:p>
+      <w:r>
+        <w:t>Returns:</w:t>
+      </w:r>
+    </w:p>
+    <w:p>
+      <w:pPr>
+        <w:numPr>
+          <w:ilvl w:val="0"/>
+          <w:numId w:val="28"/>
+        </w:numPr>
+      </w:pPr>
+      <w:r>
+        <w:t>success rates</w:t>
+      </w:r>
+    </w:p>
+    <w:p>
+      <w:pPr>
+        <w:numPr>
+          <w:ilvl w:val="0"/>
+          <w:numId w:val="28"/>
+        </w:numPr>
+      </w:pPr>
+      <w:r>
+        <w:t>conversion metrics</w:t>
+      </w:r>
+    </w:p>
+    <w:p>
+      <w:pPr>
+        <w:numPr>
+          <w:ilvl w:val="0"/>
+          <w:numId w:val="28"/>
+        </w:numPr>
+      </w:pPr>
+      <w:r>
+        <w:t>response timing</w:t>
+      </w:r>
+    </w:p>
+    <w:p>
+      <w:pPr>
+        <w:numPr>
+          <w:ilvl w:val="0"/>
+          <w:numId w:val="28"/>
+        </w:numPr>
+      </w:pPr>
+      <w:r>
+        <w:t>role distribution</w:t>
+      </w:r>
+    </w:p>
+    <w:p>
+      <w:r>
+        <w:t>Cached endpoint.</w:t>
+      </w:r>
+    </w:p>
+    <w:p>
+      <w:pPr>
+        <w:rPr>
+          <w:b/>
+          <w:bCs/>
+        </w:rPr>
+      </w:pPr>
+      <w:r>
+        <w:rPr>
+          <w:b/>
+          <w:bCs/>
+        </w:rPr>
+        <w:t>NOTIFICATION APIs</w:t>
+      </w:r>
+    </w:p>
+    <w:p>
+      <w:pPr>
+        <w:rPr>
+          <w:b/>
+          <w:bCs/>
+        </w:rPr>
+      </w:pPr>
+      <w:r>
+        <w:rPr>
+          <w:b/>
+          <w:bCs/>
+        </w:rPr>
+        <w:t>GET /</w:t>
+      </w:r>
+      <w:proofErr w:type="spellStart"/>
+      <w:r>
+        <w:rPr>
+          <w:b/>
+          <w:bCs/>
+        </w:rPr>
+        <w:t>api</w:t>
+      </w:r>
+      <w:proofErr w:type="spellEnd"/>
+      <w:r>
+        <w:rPr>
+          <w:b/>
+          <w:bCs/>
+        </w:rPr>
+        <w:t>/v1/notifications</w:t>
+      </w:r>
+    </w:p>
+    <w:p>
+      <w:r>
+        <w:t>Returns user notifications.</w:t>
+      </w:r>
+    </w:p>
+    <w:p>
+      <w:pPr>
+        <w:rPr>
+          <w:b/>
+          <w:bCs/>
+        </w:rPr>
+      </w:pPr>
+      <w:r>
+        <w:rPr>
+          <w:b/>
+          <w:bCs/>
+        </w:rPr>
+        <w:t>PATCH /</w:t>
+      </w:r>
+      <w:proofErr w:type="spellStart"/>
+      <w:r>
+        <w:rPr>
+          <w:b/>
+          <w:bCs/>
+        </w:rPr>
+        <w:t>api</w:t>
+      </w:r>
+      <w:proofErr w:type="spellEnd"/>
+      <w:r>
+        <w:rPr>
+          <w:b/>
+          <w:bCs/>
+        </w:rPr>
+        <w:t>/v1/notifications/{id}</w:t>
+      </w:r>
+    </w:p>
+    <w:p>
+      <w:r>
         <w:lastRenderedPageBreak/>
-        <w:t>GENERATION APIs</w:t>
-      </w:r>
-    </w:p>
-    <w:p>
-      <w:pPr>
-        <w:rPr>
-          <w:b/>
-          <w:bCs/>
-        </w:rPr>
-      </w:pPr>
-      <w:r>
-        <w:rPr>
-          <w:b/>
-          <w:bCs/>
-        </w:rPr>
-        <w:t>GET /</w:t>
-      </w:r>
-      <w:proofErr w:type="spellStart"/>
-      <w:r>
-        <w:rPr>
-          <w:b/>
-          <w:bCs/>
-        </w:rPr>
-        <w:t>api</w:t>
-      </w:r>
-      <w:proofErr w:type="spellEnd"/>
-      <w:r>
-        <w:rPr>
-          <w:b/>
-          <w:bCs/>
-        </w:rPr>
-        <w:t>/v1/generations/{id}</w:t>
-      </w:r>
-    </w:p>
-    <w:p>
-      <w:r>
-        <w:t>Returns generation state.</w:t>
-      </w:r>
-    </w:p>
-    <w:p>
-      <w:pPr>
-        <w:rPr>
-          <w:b/>
-          <w:bCs/>
-        </w:rPr>
-      </w:pPr>
-      <w:r>
-        <w:rPr>
-          <w:b/>
-          <w:bCs/>
-        </w:rPr>
-        <w:t>States</w:t>
-      </w:r>
-    </w:p>
-    <w:p>
-      <w:r>
-        <w:t>queued</w:t>
-      </w:r>
-    </w:p>
-    <w:p>
-      <w:r>
-        <w:t>running</w:t>
-      </w:r>
-    </w:p>
-    <w:p>
-      <w:r>
-        <w:t>completed</w:t>
-      </w:r>
-    </w:p>
-    <w:p>
-      <w:r>
-        <w:t>failed</w:t>
-      </w:r>
-    </w:p>
-    <w:p>
-      <w:proofErr w:type="spellStart"/>
-      <w:r>
-        <w:t>failed_final</w:t>
-      </w:r>
-      <w:proofErr w:type="spellEnd"/>
-    </w:p>
-    <w:p>
-      <w:r>
-        <w:pict w14:anchorId="798CF906">
-          <v:rect id="_x0000_i1544" style="width:0;height:1.5pt" o:hralign="center" o:hrstd="t" o:hr="t" fillcolor="#a0a0a0" stroked="f"/>
-        </w:pict>
-      </w:r>
-    </w:p>
-    <w:p>
-      <w:pPr>
-        <w:rPr>
-          <w:b/>
-          <w:bCs/>
-        </w:rPr>
-      </w:pPr>
-      <w:r>
-        <w:rPr>
-          <w:b/>
-          <w:bCs/>
-        </w:rPr>
-        <w:t>POST /</w:t>
-      </w:r>
-      <w:proofErr w:type="spellStart"/>
-      <w:r>
-        <w:rPr>
-          <w:b/>
-          <w:bCs/>
-        </w:rPr>
-        <w:t>api</w:t>
-      </w:r>
-      <w:proofErr w:type="spellEnd"/>
-      <w:r>
-        <w:rPr>
-          <w:b/>
-          <w:bCs/>
-        </w:rPr>
-        <w:t>/v1/generations/{id}/retry</w:t>
-      </w:r>
-    </w:p>
-    <w:p>
-      <w:r>
-        <w:t>Retries failed generation.</w:t>
-      </w:r>
-    </w:p>
-    <w:p>
-      <w:r>
-        <w:t>Restricted:</w:t>
-      </w:r>
-    </w:p>
-    <w:p>
-      <w:pPr>
-        <w:numPr>
-          <w:ilvl w:val="0"/>
-          <w:numId w:val="26"/>
-        </w:numPr>
-      </w:pPr>
-      <w:r>
-        <w:t>retry cap enforced</w:t>
-      </w:r>
-    </w:p>
-    <w:p>
-      <w:r>
-        <w:pict w14:anchorId="303A5BFC">
-          <v:rect id="_x0000_i1545" style="width:0;height:1.5pt" o:hralign="center" o:hrstd="t" o:hr="t" fillcolor="#a0a0a0" stroked="f"/>
-        </w:pict>
-      </w:r>
-    </w:p>
-    <w:p>
-      <w:pPr>
-        <w:rPr>
-          <w:b/>
-          <w:bCs/>
-        </w:rPr>
-      </w:pPr>
-      <w:r>
-        <w:rPr>
-          <w:b/>
-          <w:bCs/>
-        </w:rPr>
-        <w:t>BATCH APIs</w:t>
-      </w:r>
-    </w:p>
-    <w:p>
-      <w:pPr>
-        <w:rPr>
-          <w:b/>
-          <w:bCs/>
-        </w:rPr>
-      </w:pPr>
-      <w:r>
-        <w:rPr>
-          <w:b/>
-          <w:bCs/>
-        </w:rPr>
-        <w:t>POST /</w:t>
-      </w:r>
-      <w:proofErr w:type="spellStart"/>
-      <w:r>
-        <w:rPr>
-          <w:b/>
-          <w:bCs/>
-        </w:rPr>
-        <w:t>api</w:t>
-      </w:r>
-      <w:proofErr w:type="spellEnd"/>
-      <w:r>
-        <w:rPr>
-          <w:b/>
-          <w:bCs/>
-        </w:rPr>
-        <w:t>/v1/batches/jobs/analyze</w:t>
-      </w:r>
-    </w:p>
-    <w:p>
-      <w:r>
-        <w:t>Bulk analysis trigger.</w:t>
-      </w:r>
-    </w:p>
-    <w:p>
-      <w:r>
-        <w:pict w14:anchorId="49E78F50">
-          <v:rect id="_x0000_i1546" style="width:0;height:1.5pt" o:hralign="center" o:hrstd="t" o:hr="t" fillcolor="#a0a0a0" stroked="f"/>
-        </w:pict>
-      </w:r>
-    </w:p>
-    <w:p>
-      <w:pPr>
-        <w:rPr>
-          <w:b/>
-          <w:bCs/>
-        </w:rPr>
-      </w:pPr>
-      <w:r>
-        <w:rPr>
-          <w:b/>
-          <w:bCs/>
-        </w:rPr>
-        <w:t>POST /</w:t>
-      </w:r>
-      <w:proofErr w:type="spellStart"/>
-      <w:r>
-        <w:rPr>
-          <w:b/>
-          <w:bCs/>
-        </w:rPr>
-        <w:t>api</w:t>
-      </w:r>
-      <w:proofErr w:type="spellEnd"/>
-      <w:r>
-        <w:rPr>
-          <w:b/>
-          <w:bCs/>
-        </w:rPr>
-        <w:t>/v1/batches/jobs/score</w:t>
-      </w:r>
-    </w:p>
-    <w:p>
-      <w:r>
-        <w:t>Bulk scoring trigger.</w:t>
-      </w:r>
-    </w:p>
-    <w:p>
-      <w:r>
-        <w:pict w14:anchorId="5371D5D0">
-          <v:rect id="_x0000_i1547" style="width:0;height:1.5pt" o:hralign="center" o:hrstd="t" o:hr="t" fillcolor="#a0a0a0" stroked="f"/>
-        </w:pict>
-      </w:r>
-    </w:p>
-    <w:p>
-      <w:pPr>
-        <w:rPr>
-          <w:b/>
-          <w:bCs/>
-        </w:rPr>
-      </w:pPr>
-      <w:r>
-        <w:rPr>
-          <w:b/>
-          <w:bCs/>
-        </w:rPr>
-        <w:t>POST /</w:t>
-      </w:r>
-      <w:proofErr w:type="spellStart"/>
-      <w:r>
-        <w:rPr>
-          <w:b/>
-          <w:bCs/>
-        </w:rPr>
-        <w:t>api</w:t>
-      </w:r>
-      <w:proofErr w:type="spellEnd"/>
-      <w:r>
-        <w:rPr>
-          <w:b/>
-          <w:bCs/>
-        </w:rPr>
-        <w:t>/v1/batches/applications/update</w:t>
-      </w:r>
-    </w:p>
-    <w:p>
-      <w:r>
-        <w:t>Bulk lifecycle update.</w:t>
-      </w:r>
-    </w:p>
-    <w:p>
-      <w:r>
-        <w:t>Safety:</w:t>
-      </w:r>
-    </w:p>
-    <w:p>
-      <w:pPr>
-        <w:numPr>
-          <w:ilvl w:val="0"/>
-          <w:numId w:val="27"/>
-        </w:numPr>
-      </w:pPr>
-      <w:r>
-        <w:t>max 100 items/request</w:t>
-      </w:r>
-    </w:p>
-    <w:p>
-      <w:r>
-        <w:pict w14:anchorId="51248007">
-          <v:rect id="_x0000_i1548" style="width:0;height:1.5pt" o:hralign="center" o:hrstd="t" o:hr="t" fillcolor="#a0a0a0" stroked="f"/>
-        </w:pict>
-      </w:r>
-    </w:p>
-    <w:p>
-      <w:pPr>
-        <w:rPr>
-          <w:b/>
-          <w:bCs/>
-        </w:rPr>
-      </w:pPr>
-      <w:r>
-        <w:rPr>
-          <w:b/>
-          <w:bCs/>
-        </w:rPr>
-        <w:t>ANALYTICS APIs</w:t>
-      </w:r>
-    </w:p>
-    <w:p>
-      <w:pPr>
-        <w:rPr>
-          <w:b/>
-          <w:bCs/>
-        </w:rPr>
-      </w:pPr>
-      <w:r>
-        <w:rPr>
-          <w:b/>
-          <w:bCs/>
-        </w:rPr>
-        <w:t>GET /</w:t>
-      </w:r>
-      <w:proofErr w:type="spellStart"/>
-      <w:r>
-        <w:rPr>
-          <w:b/>
-          <w:bCs/>
-        </w:rPr>
-        <w:t>api</w:t>
-      </w:r>
-      <w:proofErr w:type="spellEnd"/>
-      <w:r>
-        <w:rPr>
-          <w:b/>
-          <w:bCs/>
-        </w:rPr>
-        <w:t>/v1/analytics/overview</w:t>
-      </w:r>
-    </w:p>
-    <w:p>
-      <w:r>
-        <w:t>Returns:</w:t>
-      </w:r>
-    </w:p>
-    <w:p>
-      <w:pPr>
-        <w:numPr>
-          <w:ilvl w:val="0"/>
-          <w:numId w:val="28"/>
-        </w:numPr>
-      </w:pPr>
-      <w:r>
-        <w:t>success rates</w:t>
-      </w:r>
-    </w:p>
-    <w:p>
-      <w:pPr>
-        <w:numPr>
-          <w:ilvl w:val="0"/>
-          <w:numId w:val="28"/>
-        </w:numPr>
-      </w:pPr>
-      <w:r>
-        <w:t>conversion metrics</w:t>
-      </w:r>
-    </w:p>
-    <w:p>
-      <w:pPr>
-        <w:numPr>
-          <w:ilvl w:val="0"/>
-          <w:numId w:val="28"/>
-        </w:numPr>
-      </w:pPr>
-      <w:r>
-        <w:t>response timing</w:t>
-      </w:r>
-    </w:p>
-    <w:p>
-      <w:pPr>
-        <w:numPr>
-          <w:ilvl w:val="0"/>
-          <w:numId w:val="28"/>
-        </w:numPr>
-      </w:pPr>
-      <w:r>
-        <w:t>role distribution</w:t>
-      </w:r>
-    </w:p>
-    <w:p>
-      <w:r>
-        <w:t>Cached endpoint.</w:t>
-      </w:r>
-    </w:p>
-    <w:p>
-      <w:r>
-        <w:lastRenderedPageBreak/>
-        <w:pict w14:anchorId="005062DD">
-          <v:rect id="_x0000_i1549" style="width:0;height:1.5pt" o:hralign="center" o:hrstd="t" o:hr="t" fillcolor="#a0a0a0" stroked="f"/>
-        </w:pict>
-      </w:r>
-    </w:p>
-    <w:p>
-      <w:pPr>
-        <w:rPr>
-          <w:b/>
-          <w:bCs/>
-        </w:rPr>
-      </w:pPr>
-      <w:r>
-        <w:rPr>
-          <w:b/>
-          <w:bCs/>
-        </w:rPr>
-        <w:t>NOTIFICATION APIs</w:t>
-      </w:r>
-    </w:p>
-    <w:p>
-      <w:pPr>
-        <w:rPr>
-          <w:b/>
-          <w:bCs/>
-        </w:rPr>
-      </w:pPr>
-      <w:r>
-        <w:rPr>
-          <w:b/>
-          <w:bCs/>
-        </w:rPr>
-        <w:t>GET /</w:t>
-      </w:r>
-      <w:proofErr w:type="spellStart"/>
-      <w:r>
-        <w:rPr>
-          <w:b/>
-          <w:bCs/>
-        </w:rPr>
-        <w:t>api</w:t>
-      </w:r>
-      <w:proofErr w:type="spellEnd"/>
-      <w:r>
-        <w:rPr>
-          <w:b/>
-          <w:bCs/>
-        </w:rPr>
-        <w:t>/v1/notifications</w:t>
-      </w:r>
-    </w:p>
-    <w:p>
-      <w:r>
-        <w:t>Returns user notifications.</w:t>
-      </w:r>
-    </w:p>
-    <w:p>
-      <w:r>
-        <w:pict w14:anchorId="26ED755B">
-          <v:rect id="_x0000_i1550" style="width:0;height:1.5pt" o:hralign="center" o:hrstd="t" o:hr="t" fillcolor="#a0a0a0" stroked="f"/>
-        </w:pict>
-      </w:r>
-    </w:p>
-    <w:p>
-      <w:pPr>
-        <w:rPr>
-          <w:b/>
-          <w:bCs/>
-        </w:rPr>
-      </w:pPr>
-      <w:r>
-        <w:rPr>
-          <w:b/>
-          <w:bCs/>
-        </w:rPr>
-        <w:t>PATCH /</w:t>
-      </w:r>
-      <w:proofErr w:type="spellStart"/>
-      <w:r>
-        <w:rPr>
-          <w:b/>
-          <w:bCs/>
-        </w:rPr>
-        <w:t>api</w:t>
-      </w:r>
-      <w:proofErr w:type="spellEnd"/>
-      <w:r>
-        <w:rPr>
-          <w:b/>
-          <w:bCs/>
-        </w:rPr>
-        <w:t>/v1/notifications/{id}</w:t>
-      </w:r>
-    </w:p>
-    <w:p>
-      <w:r>
         <w:t>Marks notification read.</w:t>
-      </w:r>
-    </w:p>
-    <w:p>
-      <w:r>
-        <w:pict w14:anchorId="7EBBD8F5">
-          <v:rect id="_x0000_i1551" style="width:0;height:1.5pt" o:hralign="center" o:hrstd="t" o:hr="t" fillcolor="#a0a0a0" stroked="f"/>
-        </w:pict>
       </w:r>
     </w:p>
     <w:p>
@@ -4556,13 +4092,6 @@
       </w:r>
     </w:p>
     <w:p>
-      <w:r>
-        <w:pict w14:anchorId="077F2060">
-          <v:rect id="_x0000_i1552" style="width:0;height:1.5pt" o:hralign="center" o:hrstd="t" o:hr="t" fillcolor="#a0a0a0" stroked="f"/>
-        </w:pict>
-      </w:r>
-    </w:p>
-    <w:p>
       <w:pPr>
         <w:rPr>
           <w:b/>
@@ -4599,13 +4128,6 @@
       </w:r>
     </w:p>
     <w:p>
-      <w:r>
-        <w:pict w14:anchorId="3309AF9C">
-          <v:rect id="_x0000_i1553" style="width:0;height:1.5pt" o:hralign="center" o:hrstd="t" o:hr="t" fillcolor="#a0a0a0" stroked="f"/>
-        </w:pict>
-      </w:r>
-    </w:p>
-    <w:p>
       <w:pPr>
         <w:rPr>
           <w:b/>
@@ -4642,24 +4164,10 @@
       </w:r>
     </w:p>
     <w:p>
-      <w:r>
-        <w:pict w14:anchorId="15A2B802">
-          <v:rect id="_x0000_i1554" style="width:0;height:1.5pt" o:hralign="center" o:hrstd="t" o:hr="t" fillcolor="#a0a0a0" stroked="f"/>
-        </w:pict>
-      </w:r>
-    </w:p>
-    <w:p>
-      <w:pPr>
-        <w:rPr>
-          <w:b/>
-          <w:bCs/>
-        </w:rPr>
-      </w:pPr>
-      <w:r>
-        <w:rPr>
-          <w:b/>
-          <w:bCs/>
-        </w:rPr>
+      <w:pPr>
+        <w:pStyle w:val="Heading2"/>
+      </w:pPr>
+      <w:r>
         <w:t>8. Request &amp; Response Schemas</w:t>
       </w:r>
     </w:p>
@@ -4704,13 +4212,6 @@
       </w:r>
     </w:p>
     <w:p>
-      <w:r>
-        <w:pict w14:anchorId="1E79F161">
-          <v:rect id="_x0000_i1555" style="width:0;height:1.5pt" o:hralign="center" o:hrstd="t" o:hr="t" fillcolor="#a0a0a0" stroked="f"/>
-        </w:pict>
-      </w:r>
-    </w:p>
-    <w:p>
       <w:pPr>
         <w:rPr>
           <w:b/>
@@ -4737,70 +4238,97 @@
     </w:p>
     <w:p>
       <w:r>
+        <w:t xml:space="preserve">    "code": "VALIDATION_ERROR",</w:t>
+      </w:r>
+    </w:p>
+    <w:p>
+      <w:r>
+        <w:t xml:space="preserve">    "message": "Invalid profile data",</w:t>
+      </w:r>
+    </w:p>
+    <w:p>
+      <w:r>
+        <w:t xml:space="preserve">    "details": []</w:t>
+      </w:r>
+    </w:p>
+    <w:p>
+      <w:r>
+        <w:t xml:space="preserve">  }</w:t>
+      </w:r>
+    </w:p>
+    <w:p>
+      <w:r>
+        <w:t>}</w:t>
+      </w:r>
+    </w:p>
+    <w:p>
+      <w:pPr>
+        <w:pStyle w:val="Heading2"/>
+      </w:pPr>
+      <w:r>
+        <w:t>9. Validation Rules</w:t>
+      </w:r>
+    </w:p>
+    <w:p>
+      <w:pPr>
+        <w:rPr>
+          <w:b/>
+          <w:bCs/>
+        </w:rPr>
+      </w:pPr>
+      <w:r>
+        <w:rPr>
+          <w:b/>
+          <w:bCs/>
+        </w:rPr>
+        <w:t>General Rules</w:t>
+      </w:r>
+    </w:p>
+    <w:p>
+      <w:r>
+        <w:t>Reject:</w:t>
+      </w:r>
+    </w:p>
+    <w:p>
+      <w:pPr>
+        <w:numPr>
+          <w:ilvl w:val="0"/>
+          <w:numId w:val="29"/>
+        </w:numPr>
+      </w:pPr>
+      <w:r>
+        <w:t>oversized payloads</w:t>
+      </w:r>
+    </w:p>
+    <w:p>
+      <w:pPr>
+        <w:numPr>
+          <w:ilvl w:val="0"/>
+          <w:numId w:val="29"/>
+        </w:numPr>
+      </w:pPr>
+      <w:r>
+        <w:t xml:space="preserve">invalid </w:t>
+      </w:r>
+      <w:proofErr w:type="spellStart"/>
+      <w:r>
+        <w:t>enum</w:t>
+      </w:r>
+      <w:proofErr w:type="spellEnd"/>
+      <w:r>
+        <w:t xml:space="preserve"> values</w:t>
+      </w:r>
+    </w:p>
+    <w:p>
+      <w:pPr>
+        <w:numPr>
+          <w:ilvl w:val="0"/>
+          <w:numId w:val="29"/>
+        </w:numPr>
+      </w:pPr>
+      <w:r>
         <w:lastRenderedPageBreak/>
-        <w:t xml:space="preserve">    "code": "VALIDATION_ERROR",</w:t>
-      </w:r>
-    </w:p>
-    <w:p>
-      <w:r>
-        <w:t xml:space="preserve">    "message": "Invalid profile data",</w:t>
-      </w:r>
-    </w:p>
-    <w:p>
-      <w:r>
-        <w:t xml:space="preserve">    "details": []</w:t>
-      </w:r>
-    </w:p>
-    <w:p>
-      <w:r>
-        <w:t xml:space="preserve">  }</w:t>
-      </w:r>
-    </w:p>
-    <w:p>
-      <w:r>
-        <w:t>}</w:t>
-      </w:r>
-    </w:p>
-    <w:p>
-      <w:r>
-        <w:pict w14:anchorId="472DE91C">
-          <v:rect id="_x0000_i1556" style="width:0;height:1.5pt" o:hralign="center" o:hrstd="t" o:hr="t" fillcolor="#a0a0a0" stroked="f"/>
-        </w:pict>
-      </w:r>
-    </w:p>
-    <w:p>
-      <w:pPr>
-        <w:rPr>
-          <w:b/>
-          <w:bCs/>
-        </w:rPr>
-      </w:pPr>
-      <w:r>
-        <w:rPr>
-          <w:b/>
-          <w:bCs/>
-        </w:rPr>
-        <w:t>9. Validation Rules</w:t>
-      </w:r>
-    </w:p>
-    <w:p>
-      <w:pPr>
-        <w:rPr>
-          <w:b/>
-          <w:bCs/>
-        </w:rPr>
-      </w:pPr>
-      <w:r>
-        <w:rPr>
-          <w:b/>
-          <w:bCs/>
-        </w:rPr>
-        <w:t>General Rules</w:t>
-      </w:r>
-    </w:p>
-    <w:p>
-      <w:r>
-        <w:t>Reject:</w:t>
+        <w:t>malformed URLs</w:t>
       </w:r>
     </w:p>
     <w:p>
@@ -4811,7 +4339,7 @@
         </w:numPr>
       </w:pPr>
       <w:r>
-        <w:t>oversized payloads</w:t>
+        <w:t>unsafe HTML</w:t>
       </w:r>
     </w:p>
     <w:p>
@@ -4822,230 +4350,199 @@
         </w:numPr>
       </w:pPr>
       <w:r>
-        <w:t xml:space="preserve">invalid </w:t>
-      </w:r>
+        <w:t>unsupported file types</w:t>
+      </w:r>
+    </w:p>
+    <w:p>
+      <w:pPr>
+        <w:rPr>
+          <w:b/>
+          <w:bCs/>
+        </w:rPr>
+      </w:pPr>
+      <w:r>
+        <w:rPr>
+          <w:b/>
+          <w:bCs/>
+        </w:rPr>
+        <w:t>AI Validation Rules</w:t>
+      </w:r>
+    </w:p>
+    <w:p>
+      <w:r>
+        <w:t>All AI outputs must:</w:t>
+      </w:r>
+    </w:p>
+    <w:p>
+      <w:pPr>
+        <w:numPr>
+          <w:ilvl w:val="0"/>
+          <w:numId w:val="30"/>
+        </w:numPr>
+      </w:pPr>
+      <w:r>
+        <w:t>match schema</w:t>
+      </w:r>
+    </w:p>
+    <w:p>
+      <w:pPr>
+        <w:numPr>
+          <w:ilvl w:val="0"/>
+          <w:numId w:val="30"/>
+        </w:numPr>
+      </w:pPr>
+      <w:r>
+        <w:t>pass deterministic validation</w:t>
+      </w:r>
+    </w:p>
+    <w:p>
+      <w:pPr>
+        <w:numPr>
+          <w:ilvl w:val="0"/>
+          <w:numId w:val="30"/>
+        </w:numPr>
+      </w:pPr>
+      <w:r>
+        <w:t>pass safety constraints</w:t>
+      </w:r>
+    </w:p>
+    <w:p>
+      <w:r>
+        <w:t>Invalid outputs:</w:t>
+      </w:r>
+    </w:p>
+    <w:p>
+      <w:pPr>
+        <w:numPr>
+          <w:ilvl w:val="0"/>
+          <w:numId w:val="31"/>
+        </w:numPr>
+      </w:pPr>
+      <w:r>
+        <w:t>quarantined</w:t>
+      </w:r>
+    </w:p>
+    <w:p>
+      <w:pPr>
+        <w:numPr>
+          <w:ilvl w:val="0"/>
+          <w:numId w:val="31"/>
+        </w:numPr>
+      </w:pPr>
+      <w:r>
+        <w:t>never persisted directly</w:t>
+      </w:r>
+    </w:p>
+    <w:p>
+      <w:pPr>
+        <w:pStyle w:val="Heading2"/>
+      </w:pPr>
+      <w:r>
+        <w:t>10. Pagination, Filtering &amp; Sorting Design</w:t>
+      </w:r>
+    </w:p>
+    <w:p>
+      <w:pPr>
+        <w:rPr>
+          <w:b/>
+          <w:bCs/>
+        </w:rPr>
+      </w:pPr>
+      <w:r>
+        <w:rPr>
+          <w:b/>
+          <w:bCs/>
+        </w:rPr>
+        <w:t>Pagination</w:t>
+      </w:r>
+    </w:p>
+    <w:p>
+      <w:r>
+        <w:t>Uses cursor pagination.</w:t>
+      </w:r>
+    </w:p>
+    <w:p>
+      <w:r>
+        <w:t>Example:</w:t>
+      </w:r>
+    </w:p>
+    <w:p>
+      <w:r>
+        <w:t>?cursor=abc123&amp;limit=50</w:t>
+      </w:r>
+    </w:p>
+    <w:p>
+      <w:r>
+        <w:t>Avoids:</w:t>
+      </w:r>
+    </w:p>
+    <w:p>
+      <w:pPr>
+        <w:numPr>
+          <w:ilvl w:val="0"/>
+          <w:numId w:val="32"/>
+        </w:numPr>
+      </w:pPr>
+      <w:r>
+        <w:t>offset scalability issues</w:t>
+      </w:r>
+    </w:p>
+    <w:p>
+      <w:pPr>
+        <w:rPr>
+          <w:b/>
+          <w:bCs/>
+        </w:rPr>
+      </w:pPr>
+      <w:r>
+        <w:rPr>
+          <w:b/>
+          <w:bCs/>
+        </w:rPr>
+        <w:t>Filtering</w:t>
+      </w:r>
+    </w:p>
+    <w:p>
+      <w:r>
+        <w:t>Supports:</w:t>
+      </w:r>
+    </w:p>
+    <w:p>
+      <w:pPr>
+        <w:numPr>
+          <w:ilvl w:val="0"/>
+          <w:numId w:val="33"/>
+        </w:numPr>
+      </w:pPr>
+      <w:r>
+        <w:t>exact match</w:t>
+      </w:r>
+    </w:p>
+    <w:p>
+      <w:pPr>
+        <w:numPr>
+          <w:ilvl w:val="0"/>
+          <w:numId w:val="33"/>
+        </w:numPr>
+      </w:pPr>
+      <w:r>
+        <w:t>range filtering</w:t>
+      </w:r>
+    </w:p>
+    <w:p>
+      <w:pPr>
+        <w:numPr>
+          <w:ilvl w:val="0"/>
+          <w:numId w:val="33"/>
+        </w:numPr>
+      </w:pPr>
       <w:proofErr w:type="spellStart"/>
       <w:r>
         <w:t>enum</w:t>
       </w:r>
       <w:proofErr w:type="spellEnd"/>
       <w:r>
-        <w:t xml:space="preserve"> values</w:t>
-      </w:r>
-    </w:p>
-    <w:p>
-      <w:pPr>
-        <w:numPr>
-          <w:ilvl w:val="0"/>
-          <w:numId w:val="29"/>
-        </w:numPr>
-      </w:pPr>
-      <w:r>
-        <w:t>malformed URLs</w:t>
-      </w:r>
-    </w:p>
-    <w:p>
-      <w:pPr>
-        <w:numPr>
-          <w:ilvl w:val="0"/>
-          <w:numId w:val="29"/>
-        </w:numPr>
-      </w:pPr>
-      <w:r>
-        <w:t>unsafe HTML</w:t>
-      </w:r>
-    </w:p>
-    <w:p>
-      <w:pPr>
-        <w:numPr>
-          <w:ilvl w:val="0"/>
-          <w:numId w:val="29"/>
-        </w:numPr>
-      </w:pPr>
-      <w:r>
-        <w:t>unsupported file types</w:t>
-      </w:r>
-    </w:p>
-    <w:p>
-      <w:r>
-        <w:pict w14:anchorId="4754ACF7">
-          <v:rect id="_x0000_i1557" style="width:0;height:1.5pt" o:hralign="center" o:hrstd="t" o:hr="t" fillcolor="#a0a0a0" stroked="f"/>
-        </w:pict>
-      </w:r>
-    </w:p>
-    <w:p>
-      <w:pPr>
-        <w:rPr>
-          <w:b/>
-          <w:bCs/>
-        </w:rPr>
-      </w:pPr>
-      <w:r>
-        <w:rPr>
-          <w:b/>
-          <w:bCs/>
-        </w:rPr>
-        <w:t>AI Validation Rules</w:t>
-      </w:r>
-    </w:p>
-    <w:p>
-      <w:r>
-        <w:t>All AI outputs must:</w:t>
-      </w:r>
-    </w:p>
-    <w:p>
-      <w:pPr>
-        <w:numPr>
-          <w:ilvl w:val="0"/>
-          <w:numId w:val="30"/>
-        </w:numPr>
-      </w:pPr>
-      <w:r>
-        <w:t>match schema</w:t>
-      </w:r>
-    </w:p>
-    <w:p>
-      <w:pPr>
-        <w:numPr>
-          <w:ilvl w:val="0"/>
-          <w:numId w:val="30"/>
-        </w:numPr>
-      </w:pPr>
-      <w:r>
-        <w:t>pass deterministic validation</w:t>
-      </w:r>
-    </w:p>
-    <w:p>
-      <w:pPr>
-        <w:numPr>
-          <w:ilvl w:val="0"/>
-          <w:numId w:val="30"/>
-        </w:numPr>
-      </w:pPr>
-      <w:r>
-        <w:t>pass safety constraints</w:t>
-      </w:r>
-    </w:p>
-    <w:p>
-      <w:r>
-        <w:t>Invalid outputs:</w:t>
-      </w:r>
-    </w:p>
-    <w:p>
-      <w:pPr>
-        <w:numPr>
-          <w:ilvl w:val="0"/>
-          <w:numId w:val="31"/>
-        </w:numPr>
-      </w:pPr>
-      <w:r>
-        <w:t>quarantined</w:t>
-      </w:r>
-    </w:p>
-    <w:p>
-      <w:pPr>
-        <w:numPr>
-          <w:ilvl w:val="0"/>
-          <w:numId w:val="31"/>
-        </w:numPr>
-      </w:pPr>
-      <w:r>
-        <w:t>never persisted directly</w:t>
-      </w:r>
-    </w:p>
-    <w:p>
-      <w:r>
-        <w:pict w14:anchorId="167C58C0">
-          <v:rect id="_x0000_i1558" style="width:0;height:1.5pt" o:hralign="center" o:hrstd="t" o:hr="t" fillcolor="#a0a0a0" stroked="f"/>
-        </w:pict>
-      </w:r>
-    </w:p>
-    <w:p>
-      <w:pPr>
-        <w:rPr>
-          <w:b/>
-          <w:bCs/>
-        </w:rPr>
-      </w:pPr>
-      <w:r>
-        <w:rPr>
-          <w:b/>
-          <w:bCs/>
-        </w:rPr>
-        <w:t>10. Pagination, Filtering &amp; Sorting Design</w:t>
-      </w:r>
-    </w:p>
-    <w:p>
-      <w:pPr>
-        <w:rPr>
-          <w:b/>
-          <w:bCs/>
-        </w:rPr>
-      </w:pPr>
-      <w:r>
-        <w:rPr>
-          <w:b/>
-          <w:bCs/>
-        </w:rPr>
-        <w:t>Pagination</w:t>
-      </w:r>
-    </w:p>
-    <w:p>
-      <w:r>
-        <w:t>Uses cursor pagination.</w:t>
-      </w:r>
-    </w:p>
-    <w:p>
-      <w:r>
-        <w:t>Example:</w:t>
-      </w:r>
-    </w:p>
-    <w:p>
-      <w:r>
-        <w:t>?cursor=abc123&amp;limit=50</w:t>
-      </w:r>
-    </w:p>
-    <w:p>
-      <w:r>
-        <w:t>Avoids:</w:t>
-      </w:r>
-    </w:p>
-    <w:p>
-      <w:pPr>
-        <w:numPr>
-          <w:ilvl w:val="0"/>
-          <w:numId w:val="32"/>
-        </w:numPr>
-      </w:pPr>
-      <w:r>
-        <w:t>offset scalability issues</w:t>
-      </w:r>
-    </w:p>
-    <w:p>
-      <w:r>
-        <w:pict w14:anchorId="3B656922">
-          <v:rect id="_x0000_i1559" style="width:0;height:1.5pt" o:hralign="center" o:hrstd="t" o:hr="t" fillcolor="#a0a0a0" stroked="f"/>
-        </w:pict>
-      </w:r>
-    </w:p>
-    <w:p>
-      <w:pPr>
-        <w:rPr>
-          <w:b/>
-          <w:bCs/>
-        </w:rPr>
-      </w:pPr>
-      <w:r>
-        <w:rPr>
-          <w:b/>
-          <w:bCs/>
-        </w:rPr>
-        <w:t>Filtering</w:t>
-      </w:r>
-    </w:p>
-    <w:p>
-      <w:r>
-        <w:t>Supports:</w:t>
+        <w:t xml:space="preserve"> filtering</w:t>
       </w:r>
     </w:p>
     <w:p>
@@ -5056,274 +4553,201 @@
         </w:numPr>
       </w:pPr>
       <w:r>
-        <w:t>exact match</w:t>
-      </w:r>
-    </w:p>
-    <w:p>
-      <w:pPr>
-        <w:numPr>
-          <w:ilvl w:val="0"/>
-          <w:numId w:val="33"/>
+        <w:t>text search</w:t>
+      </w:r>
+    </w:p>
+    <w:p>
+      <w:pPr>
+        <w:rPr>
+          <w:b/>
+          <w:bCs/>
+        </w:rPr>
+      </w:pPr>
+      <w:r>
+        <w:rPr>
+          <w:b/>
+          <w:bCs/>
+        </w:rPr>
+        <w:t>Sorting</w:t>
+      </w:r>
+    </w:p>
+    <w:p>
+      <w:r>
+        <w:t>Allowed sortable fields:</w:t>
+      </w:r>
+    </w:p>
+    <w:p>
+      <w:pPr>
+        <w:numPr>
+          <w:ilvl w:val="0"/>
+          <w:numId w:val="34"/>
+        </w:numPr>
+      </w:pPr>
+      <w:proofErr w:type="spellStart"/>
+      <w:r>
+        <w:t>created_at</w:t>
+      </w:r>
+      <w:proofErr w:type="spellEnd"/>
+    </w:p>
+    <w:p>
+      <w:pPr>
+        <w:numPr>
+          <w:ilvl w:val="0"/>
+          <w:numId w:val="34"/>
+        </w:numPr>
+      </w:pPr>
+      <w:r>
+        <w:t>score</w:t>
+      </w:r>
+    </w:p>
+    <w:p>
+      <w:pPr>
+        <w:numPr>
+          <w:ilvl w:val="0"/>
+          <w:numId w:val="34"/>
+        </w:numPr>
+      </w:pPr>
+      <w:proofErr w:type="spellStart"/>
+      <w:r>
+        <w:t>updated_at</w:t>
+      </w:r>
+      <w:proofErr w:type="spellEnd"/>
+    </w:p>
+    <w:p>
+      <w:pPr>
+        <w:numPr>
+          <w:ilvl w:val="0"/>
+          <w:numId w:val="34"/>
+        </w:numPr>
+      </w:pPr>
+      <w:r>
+        <w:t>salary</w:t>
+      </w:r>
+    </w:p>
+    <w:p>
+      <w:r>
+        <w:t>Prevent arbitrary DB sorting.</w:t>
+      </w:r>
+    </w:p>
+    <w:p>
+      <w:pPr>
+        <w:pStyle w:val="Heading2"/>
+      </w:pPr>
+      <w:r>
+        <w:t>11. Async Workflow APIs</w:t>
+      </w:r>
+    </w:p>
+    <w:p>
+      <w:pPr>
+        <w:rPr>
+          <w:b/>
+          <w:bCs/>
+        </w:rPr>
+      </w:pPr>
+      <w:r>
+        <w:rPr>
+          <w:b/>
+          <w:bCs/>
+        </w:rPr>
+        <w:t>Async Job Model</w:t>
+      </w:r>
+    </w:p>
+    <w:p>
+      <w:r>
+        <w:t>Long-running tasks:</w:t>
+      </w:r>
+    </w:p>
+    <w:p>
+      <w:pPr>
+        <w:numPr>
+          <w:ilvl w:val="0"/>
+          <w:numId w:val="35"/>
         </w:numPr>
       </w:pPr>
       <w:r>
         <w:lastRenderedPageBreak/>
-        <w:t>range filtering</w:t>
-      </w:r>
-    </w:p>
-    <w:p>
-      <w:pPr>
-        <w:numPr>
-          <w:ilvl w:val="0"/>
-          <w:numId w:val="33"/>
-        </w:numPr>
-      </w:pPr>
+        <w:t>scraping</w:t>
+      </w:r>
+    </w:p>
+    <w:p>
+      <w:pPr>
+        <w:numPr>
+          <w:ilvl w:val="0"/>
+          <w:numId w:val="35"/>
+        </w:numPr>
+      </w:pPr>
+      <w:r>
+        <w:t>generation</w:t>
+      </w:r>
+    </w:p>
+    <w:p>
+      <w:pPr>
+        <w:numPr>
+          <w:ilvl w:val="0"/>
+          <w:numId w:val="35"/>
+        </w:numPr>
+      </w:pPr>
+      <w:r>
+        <w:t>PDF rendering</w:t>
+      </w:r>
+    </w:p>
+    <w:p>
+      <w:pPr>
+        <w:numPr>
+          <w:ilvl w:val="0"/>
+          <w:numId w:val="35"/>
+        </w:numPr>
+      </w:pPr>
+      <w:r>
+        <w:t>analysis</w:t>
+      </w:r>
+    </w:p>
+    <w:p>
+      <w:r>
+        <w:t>return immediately.</w:t>
+      </w:r>
+    </w:p>
+    <w:p>
+      <w:pPr>
+        <w:rPr>
+          <w:b/>
+          <w:bCs/>
+        </w:rPr>
+      </w:pPr>
+      <w:r>
+        <w:rPr>
+          <w:b/>
+          <w:bCs/>
+        </w:rPr>
+        <w:t>Job State Machine</w:t>
+      </w:r>
+    </w:p>
+    <w:p>
+      <w:r>
+        <w:t>queued</w:t>
+      </w:r>
+    </w:p>
+    <w:p>
+      <w:r>
+        <w:t>running</w:t>
+      </w:r>
+    </w:p>
+    <w:p>
+      <w:r>
+        <w:t>completed</w:t>
+      </w:r>
+    </w:p>
+    <w:p>
+      <w:r>
+        <w:t>failed</w:t>
+      </w:r>
+    </w:p>
+    <w:p>
       <w:proofErr w:type="spellStart"/>
       <w:r>
-        <w:t>enum</w:t>
+        <w:t>failed_final</w:t>
       </w:r>
       <w:proofErr w:type="spellEnd"/>
-      <w:r>
-        <w:t xml:space="preserve"> filtering</w:t>
-      </w:r>
-    </w:p>
-    <w:p>
-      <w:pPr>
-        <w:numPr>
-          <w:ilvl w:val="0"/>
-          <w:numId w:val="33"/>
-        </w:numPr>
-      </w:pPr>
-      <w:r>
-        <w:t>text search</w:t>
-      </w:r>
-    </w:p>
-    <w:p>
-      <w:r>
-        <w:pict w14:anchorId="3C7F1DB6">
-          <v:rect id="_x0000_i1560" style="width:0;height:1.5pt" o:hralign="center" o:hrstd="t" o:hr="t" fillcolor="#a0a0a0" stroked="f"/>
-        </w:pict>
-      </w:r>
-    </w:p>
-    <w:p>
-      <w:pPr>
-        <w:rPr>
-          <w:b/>
-          <w:bCs/>
-        </w:rPr>
-      </w:pPr>
-      <w:r>
-        <w:rPr>
-          <w:b/>
-          <w:bCs/>
-        </w:rPr>
-        <w:t>Sorting</w:t>
-      </w:r>
-    </w:p>
-    <w:p>
-      <w:r>
-        <w:t>Allowed sortable fields:</w:t>
-      </w:r>
-    </w:p>
-    <w:p>
-      <w:pPr>
-        <w:numPr>
-          <w:ilvl w:val="0"/>
-          <w:numId w:val="34"/>
-        </w:numPr>
-      </w:pPr>
-      <w:proofErr w:type="spellStart"/>
-      <w:r>
-        <w:t>created_at</w:t>
-      </w:r>
-      <w:proofErr w:type="spellEnd"/>
-    </w:p>
-    <w:p>
-      <w:pPr>
-        <w:numPr>
-          <w:ilvl w:val="0"/>
-          <w:numId w:val="34"/>
-        </w:numPr>
-      </w:pPr>
-      <w:r>
-        <w:t>score</w:t>
-      </w:r>
-    </w:p>
-    <w:p>
-      <w:pPr>
-        <w:numPr>
-          <w:ilvl w:val="0"/>
-          <w:numId w:val="34"/>
-        </w:numPr>
-      </w:pPr>
-      <w:proofErr w:type="spellStart"/>
-      <w:r>
-        <w:t>updated_at</w:t>
-      </w:r>
-      <w:proofErr w:type="spellEnd"/>
-    </w:p>
-    <w:p>
-      <w:pPr>
-        <w:numPr>
-          <w:ilvl w:val="0"/>
-          <w:numId w:val="34"/>
-        </w:numPr>
-      </w:pPr>
-      <w:r>
-        <w:t>salary</w:t>
-      </w:r>
-    </w:p>
-    <w:p>
-      <w:r>
-        <w:t>Prevent arbitrary DB sorting.</w:t>
-      </w:r>
-    </w:p>
-    <w:p>
-      <w:r>
-        <w:pict w14:anchorId="73A39938">
-          <v:rect id="_x0000_i1561" style="width:0;height:1.5pt" o:hralign="center" o:hrstd="t" o:hr="t" fillcolor="#a0a0a0" stroked="f"/>
-        </w:pict>
-      </w:r>
-    </w:p>
-    <w:p>
-      <w:pPr>
-        <w:rPr>
-          <w:b/>
-          <w:bCs/>
-        </w:rPr>
-      </w:pPr>
-      <w:r>
-        <w:rPr>
-          <w:b/>
-          <w:bCs/>
-        </w:rPr>
-        <w:t>11. Async Workflow APIs</w:t>
-      </w:r>
-    </w:p>
-    <w:p>
-      <w:pPr>
-        <w:rPr>
-          <w:b/>
-          <w:bCs/>
-        </w:rPr>
-      </w:pPr>
-      <w:r>
-        <w:rPr>
-          <w:b/>
-          <w:bCs/>
-        </w:rPr>
-        <w:t>Async Job Model</w:t>
-      </w:r>
-    </w:p>
-    <w:p>
-      <w:r>
-        <w:t>Long-running tasks:</w:t>
-      </w:r>
-    </w:p>
-    <w:p>
-      <w:pPr>
-        <w:numPr>
-          <w:ilvl w:val="0"/>
-          <w:numId w:val="35"/>
-        </w:numPr>
-      </w:pPr>
-      <w:r>
-        <w:t>scraping</w:t>
-      </w:r>
-    </w:p>
-    <w:p>
-      <w:pPr>
-        <w:numPr>
-          <w:ilvl w:val="0"/>
-          <w:numId w:val="35"/>
-        </w:numPr>
-      </w:pPr>
-      <w:r>
-        <w:t>generation</w:t>
-      </w:r>
-    </w:p>
-    <w:p>
-      <w:pPr>
-        <w:numPr>
-          <w:ilvl w:val="0"/>
-          <w:numId w:val="35"/>
-        </w:numPr>
-      </w:pPr>
-      <w:r>
-        <w:t>PDF rendering</w:t>
-      </w:r>
-    </w:p>
-    <w:p>
-      <w:pPr>
-        <w:numPr>
-          <w:ilvl w:val="0"/>
-          <w:numId w:val="35"/>
-        </w:numPr>
-      </w:pPr>
-      <w:r>
-        <w:t>analysis</w:t>
-      </w:r>
-    </w:p>
-    <w:p>
-      <w:r>
-        <w:t>return immediately.</w:t>
-      </w:r>
-    </w:p>
-    <w:p>
-      <w:r>
-        <w:pict w14:anchorId="6639EBD5">
-          <v:rect id="_x0000_i1562" style="width:0;height:1.5pt" o:hralign="center" o:hrstd="t" o:hr="t" fillcolor="#a0a0a0" stroked="f"/>
-        </w:pict>
-      </w:r>
-    </w:p>
-    <w:p>
-      <w:pPr>
-        <w:rPr>
-          <w:b/>
-          <w:bCs/>
-        </w:rPr>
-      </w:pPr>
-      <w:r>
-        <w:rPr>
-          <w:b/>
-          <w:bCs/>
-        </w:rPr>
-        <w:t>Job State Machine</w:t>
-      </w:r>
-    </w:p>
-    <w:p>
-      <w:r>
-        <w:t>queued</w:t>
-      </w:r>
-    </w:p>
-    <w:p>
-      <w:r>
-        <w:t>running</w:t>
-      </w:r>
-    </w:p>
-    <w:p>
-      <w:r>
-        <w:t>completed</w:t>
-      </w:r>
-    </w:p>
-    <w:p>
-      <w:r>
-        <w:t>failed</w:t>
-      </w:r>
-    </w:p>
-    <w:p>
-      <w:proofErr w:type="spellStart"/>
-      <w:r>
-        <w:t>failed_final</w:t>
-      </w:r>
-      <w:proofErr w:type="spellEnd"/>
-    </w:p>
-    <w:p>
-      <w:r>
-        <w:pict w14:anchorId="57193932">
-          <v:rect id="_x0000_i1563" style="width:0;height:1.5pt" o:hralign="center" o:hrstd="t" o:hr="t" fillcolor="#a0a0a0" stroked="f"/>
-        </w:pict>
-      </w:r>
     </w:p>
     <w:p>
       <w:pPr>
@@ -5395,25 +4819,10 @@
       </w:r>
     </w:p>
     <w:p>
-      <w:r>
-        <w:lastRenderedPageBreak/>
-        <w:pict w14:anchorId="7DB425CD">
-          <v:rect id="_x0000_i1564" style="width:0;height:1.5pt" o:hralign="center" o:hrstd="t" o:hr="t" fillcolor="#a0a0a0" stroked="f"/>
-        </w:pict>
-      </w:r>
-    </w:p>
-    <w:p>
-      <w:pPr>
-        <w:rPr>
-          <w:b/>
-          <w:bCs/>
-        </w:rPr>
-      </w:pPr>
-      <w:r>
-        <w:rPr>
-          <w:b/>
-          <w:bCs/>
-        </w:rPr>
+      <w:pPr>
+        <w:pStyle w:val="Heading2"/>
+      </w:pPr>
+      <w:r>
         <w:t>12. Webhook/Event Architecture</w:t>
       </w:r>
     </w:p>
@@ -5483,13 +4892,6 @@
       <w:proofErr w:type="gramEnd"/>
     </w:p>
     <w:p>
-      <w:r>
-        <w:pict w14:anchorId="031B263B">
-          <v:rect id="_x0000_i1565" style="width:0;height:1.5pt" o:hralign="center" o:hrstd="t" o:hr="t" fillcolor="#a0a0a0" stroked="f"/>
-        </w:pict>
-      </w:r>
-    </w:p>
-    <w:p>
       <w:pPr>
         <w:rPr>
           <w:b/>
@@ -5574,13 +4976,6 @@
       </w:r>
     </w:p>
     <w:p>
-      <w:r>
-        <w:pict w14:anchorId="4396698B">
-          <v:rect id="_x0000_i1566" style="width:0;height:1.5pt" o:hralign="center" o:hrstd="t" o:hr="t" fillcolor="#a0a0a0" stroked="f"/>
-        </w:pict>
-      </w:r>
-    </w:p>
-    <w:p>
       <w:pPr>
         <w:rPr>
           <w:b/>
@@ -5608,6 +5003,7 @@
         </w:numPr>
       </w:pPr>
       <w:r>
+        <w:lastRenderedPageBreak/>
         <w:t>interview reminders</w:t>
       </w:r>
     </w:p>
@@ -5639,24 +5035,10 @@
       </w:r>
     </w:p>
     <w:p>
-      <w:r>
-        <w:pict w14:anchorId="7C5BD79B">
-          <v:rect id="_x0000_i1567" style="width:0;height:1.5pt" o:hralign="center" o:hrstd="t" o:hr="t" fillcolor="#a0a0a0" stroked="f"/>
-        </w:pict>
-      </w:r>
-    </w:p>
-    <w:p>
-      <w:pPr>
-        <w:rPr>
-          <w:b/>
-          <w:bCs/>
-        </w:rPr>
-      </w:pPr>
-      <w:r>
-        <w:rPr>
-          <w:b/>
-          <w:bCs/>
-        </w:rPr>
+      <w:pPr>
+        <w:pStyle w:val="Heading2"/>
+      </w:pPr>
+      <w:r>
         <w:t>13. Error Handling Standards</w:t>
       </w:r>
     </w:p>
@@ -5874,7 +5256,6 @@
           <w:p>
             <w:proofErr w:type="spellStart"/>
             <w:r>
-              <w:lastRenderedPageBreak/>
               <w:t>provider_failure</w:t>
             </w:r>
             <w:proofErr w:type="spellEnd"/>
@@ -5926,13 +5307,6 @@
       </w:tr>
     </w:tbl>
     <w:p>
-      <w:r>
-        <w:pict w14:anchorId="6A6B4B8B">
-          <v:rect id="_x0000_i1568" style="width:0;height:1.5pt" o:hralign="center" o:hrstd="t" o:hr="t" fillcolor="#a0a0a0" stroked="f"/>
-        </w:pict>
-      </w:r>
-    </w:p>
-    <w:p>
       <w:pPr>
         <w:rPr>
           <w:b/>
@@ -5958,24 +5332,10 @@
       </w:r>
     </w:p>
     <w:p>
-      <w:r>
-        <w:pict w14:anchorId="313E059D">
-          <v:rect id="_x0000_i1569" style="width:0;height:1.5pt" o:hralign="center" o:hrstd="t" o:hr="t" fillcolor="#a0a0a0" stroked="f"/>
-        </w:pict>
-      </w:r>
-    </w:p>
-    <w:p>
-      <w:pPr>
-        <w:rPr>
-          <w:b/>
-          <w:bCs/>
-        </w:rPr>
-      </w:pPr>
-      <w:r>
-        <w:rPr>
-          <w:b/>
-          <w:bCs/>
-        </w:rPr>
+      <w:pPr>
+        <w:pStyle w:val="Heading2"/>
+      </w:pPr>
+      <w:r>
         <w:t>14. Rate Limiting &amp; Abuse Prevention</w:t>
       </w:r>
     </w:p>
@@ -6188,13 +5548,6 @@
       </w:tr>
     </w:tbl>
     <w:p>
-      <w:r>
-        <w:pict w14:anchorId="336A2403">
-          <v:rect id="_x0000_i1570" style="width:0;height:1.5pt" o:hralign="center" o:hrstd="t" o:hr="t" fillcolor="#a0a0a0" stroked="f"/>
-        </w:pict>
-      </w:r>
-    </w:p>
-    <w:p>
       <w:pPr>
         <w:rPr>
           <w:b/>
@@ -6255,28 +5608,15 @@
         </w:numPr>
       </w:pPr>
       <w:r>
+        <w:lastRenderedPageBreak/>
         <w:t>duplicate detection</w:t>
       </w:r>
     </w:p>
     <w:p>
-      <w:r>
-        <w:pict w14:anchorId="09F467FA">
-          <v:rect id="_x0000_i1571" style="width:0;height:1.5pt" o:hralign="center" o:hrstd="t" o:hr="t" fillcolor="#a0a0a0" stroked="f"/>
-        </w:pict>
-      </w:r>
-    </w:p>
-    <w:p>
-      <w:pPr>
-        <w:rPr>
-          <w:b/>
-          <w:bCs/>
-        </w:rPr>
-      </w:pPr>
-      <w:r>
-        <w:rPr>
-          <w:b/>
-          <w:bCs/>
-        </w:rPr>
+      <w:pPr>
+        <w:pStyle w:val="Heading2"/>
+      </w:pPr>
+      <w:r>
         <w:t>15. Security Architecture</w:t>
       </w:r>
     </w:p>
@@ -6358,220 +5698,397 @@
         </w:numPr>
       </w:pPr>
       <w:r>
+        <w:t>secure file uploads</w:t>
+      </w:r>
+    </w:p>
+    <w:p>
+      <w:pPr>
+        <w:numPr>
+          <w:ilvl w:val="0"/>
+          <w:numId w:val="40"/>
+        </w:numPr>
+      </w:pPr>
+      <w:r>
+        <w:t>signed URLs</w:t>
+      </w:r>
+    </w:p>
+    <w:p>
+      <w:pPr>
+        <w:rPr>
+          <w:b/>
+          <w:bCs/>
+        </w:rPr>
+      </w:pPr>
+      <w:r>
+        <w:rPr>
+          <w:b/>
+          <w:bCs/>
+        </w:rPr>
+        <w:t>File Upload Security</w:t>
+      </w:r>
+    </w:p>
+    <w:p>
+      <w:r>
+        <w:t>Validate:</w:t>
+      </w:r>
+    </w:p>
+    <w:p>
+      <w:pPr>
+        <w:numPr>
+          <w:ilvl w:val="0"/>
+          <w:numId w:val="41"/>
+        </w:numPr>
+      </w:pPr>
+      <w:r>
+        <w:t>MIME type</w:t>
+      </w:r>
+    </w:p>
+    <w:p>
+      <w:pPr>
+        <w:numPr>
+          <w:ilvl w:val="0"/>
+          <w:numId w:val="41"/>
+        </w:numPr>
+      </w:pPr>
+      <w:r>
+        <w:t>file size</w:t>
+      </w:r>
+    </w:p>
+    <w:p>
+      <w:pPr>
+        <w:numPr>
+          <w:ilvl w:val="0"/>
+          <w:numId w:val="41"/>
+        </w:numPr>
+      </w:pPr>
+      <w:r>
+        <w:t>extension</w:t>
+      </w:r>
+    </w:p>
+    <w:p>
+      <w:r>
+        <w:t>Future:</w:t>
+      </w:r>
+    </w:p>
+    <w:p>
+      <w:pPr>
+        <w:numPr>
+          <w:ilvl w:val="0"/>
+          <w:numId w:val="42"/>
+        </w:numPr>
+      </w:pPr>
+      <w:r>
+        <w:t>malware scanning</w:t>
+      </w:r>
+    </w:p>
+    <w:p>
+      <w:pPr>
+        <w:rPr>
+          <w:b/>
+          <w:bCs/>
+        </w:rPr>
+      </w:pPr>
+      <w:r>
+        <w:rPr>
+          <w:b/>
+          <w:bCs/>
+        </w:rPr>
+        <w:t>Sensitive Data Handling</w:t>
+      </w:r>
+    </w:p>
+    <w:p>
+      <w:r>
+        <w:t>Mask:</w:t>
+      </w:r>
+    </w:p>
+    <w:p>
+      <w:pPr>
+        <w:numPr>
+          <w:ilvl w:val="0"/>
+          <w:numId w:val="43"/>
+        </w:numPr>
+      </w:pPr>
+      <w:r>
+        <w:t>tokens</w:t>
+      </w:r>
+    </w:p>
+    <w:p>
+      <w:pPr>
+        <w:numPr>
+          <w:ilvl w:val="0"/>
+          <w:numId w:val="43"/>
+        </w:numPr>
+      </w:pPr>
+      <w:r>
+        <w:t>secrets</w:t>
+      </w:r>
+    </w:p>
+    <w:p>
+      <w:pPr>
+        <w:numPr>
+          <w:ilvl w:val="0"/>
+          <w:numId w:val="43"/>
+        </w:numPr>
+      </w:pPr>
+      <w:r>
+        <w:t>API keys</w:t>
+      </w:r>
+    </w:p>
+    <w:p>
+      <w:r>
+        <w:t>Never log sensitive payloads.</w:t>
+      </w:r>
+    </w:p>
+    <w:p>
+      <w:pPr>
+        <w:pStyle w:val="Heading2"/>
+      </w:pPr>
+      <w:r>
+        <w:t>16. Performance &amp; Scalability Analysis</w:t>
+      </w:r>
+    </w:p>
+    <w:p>
+      <w:pPr>
+        <w:rPr>
+          <w:b/>
+          <w:bCs/>
+        </w:rPr>
+      </w:pPr>
+      <w:r>
+        <w:rPr>
+          <w:b/>
+          <w:bCs/>
+        </w:rPr>
+        <w:t>Hot Endpoints</w:t>
+      </w:r>
+    </w:p>
+    <w:p>
+      <w:r>
+        <w:t>Likely hotspots:</w:t>
+      </w:r>
+    </w:p>
+    <w:p>
+      <w:pPr>
+        <w:numPr>
+          <w:ilvl w:val="0"/>
+          <w:numId w:val="44"/>
+        </w:numPr>
+      </w:pPr>
+      <w:r>
+        <w:t>jobs listing</w:t>
+      </w:r>
+    </w:p>
+    <w:p>
+      <w:pPr>
+        <w:numPr>
+          <w:ilvl w:val="0"/>
+          <w:numId w:val="44"/>
+        </w:numPr>
+      </w:pPr>
+      <w:r>
+        <w:t>analytics</w:t>
+      </w:r>
+    </w:p>
+    <w:p>
+      <w:pPr>
+        <w:numPr>
+          <w:ilvl w:val="0"/>
+          <w:numId w:val="44"/>
+        </w:numPr>
+      </w:pPr>
+      <w:r>
+        <w:t>resume generation</w:t>
+      </w:r>
+    </w:p>
+    <w:p>
+      <w:pPr>
+        <w:numPr>
+          <w:ilvl w:val="0"/>
+          <w:numId w:val="44"/>
+        </w:numPr>
+      </w:pPr>
+      <w:r>
+        <w:t>sync ingestion</w:t>
+      </w:r>
+    </w:p>
+    <w:p>
+      <w:pPr>
+        <w:rPr>
+          <w:b/>
+          <w:bCs/>
+        </w:rPr>
+      </w:pPr>
+      <w:r>
+        <w:rPr>
+          <w:b/>
+          <w:bCs/>
+        </w:rPr>
+        <w:t>DB Risks</w:t>
+      </w:r>
+    </w:p>
+    <w:p>
+      <w:r>
+        <w:t>Potential pressure points:</w:t>
+      </w:r>
+    </w:p>
+    <w:p>
+      <w:pPr>
+        <w:numPr>
+          <w:ilvl w:val="0"/>
+          <w:numId w:val="45"/>
+        </w:numPr>
+      </w:pPr>
+      <w:r>
+        <w:t>job filtering</w:t>
+      </w:r>
+    </w:p>
+    <w:p>
+      <w:pPr>
+        <w:numPr>
+          <w:ilvl w:val="0"/>
+          <w:numId w:val="45"/>
+        </w:numPr>
+      </w:pPr>
+      <w:r>
+        <w:t>semantic search</w:t>
+      </w:r>
+    </w:p>
+    <w:p>
+      <w:pPr>
+        <w:numPr>
+          <w:ilvl w:val="0"/>
+          <w:numId w:val="45"/>
+        </w:numPr>
+      </w:pPr>
+      <w:r>
         <w:lastRenderedPageBreak/>
-        <w:t>secure file uploads</w:t>
-      </w:r>
-    </w:p>
-    <w:p>
-      <w:pPr>
-        <w:numPr>
-          <w:ilvl w:val="0"/>
-          <w:numId w:val="40"/>
-        </w:numPr>
-      </w:pPr>
-      <w:r>
-        <w:t>signed URLs</w:t>
-      </w:r>
-    </w:p>
-    <w:p>
-      <w:r>
-        <w:pict w14:anchorId="00458FFB">
-          <v:rect id="_x0000_i1572" style="width:0;height:1.5pt" o:hralign="center" o:hrstd="t" o:hr="t" fillcolor="#a0a0a0" stroked="f"/>
-        </w:pict>
-      </w:r>
-    </w:p>
-    <w:p>
-      <w:pPr>
-        <w:rPr>
-          <w:b/>
-          <w:bCs/>
-        </w:rPr>
-      </w:pPr>
-      <w:r>
-        <w:rPr>
-          <w:b/>
-          <w:bCs/>
-        </w:rPr>
-        <w:t>File Upload Security</w:t>
-      </w:r>
-    </w:p>
-    <w:p>
-      <w:r>
-        <w:t>Validate:</w:t>
-      </w:r>
-    </w:p>
-    <w:p>
-      <w:pPr>
-        <w:numPr>
-          <w:ilvl w:val="0"/>
-          <w:numId w:val="41"/>
-        </w:numPr>
-      </w:pPr>
-      <w:r>
-        <w:t>MIME type</w:t>
-      </w:r>
-    </w:p>
-    <w:p>
-      <w:pPr>
-        <w:numPr>
-          <w:ilvl w:val="0"/>
-          <w:numId w:val="41"/>
-        </w:numPr>
-      </w:pPr>
-      <w:r>
-        <w:t>file size</w:t>
-      </w:r>
-    </w:p>
-    <w:p>
-      <w:pPr>
-        <w:numPr>
-          <w:ilvl w:val="0"/>
-          <w:numId w:val="41"/>
-        </w:numPr>
-      </w:pPr>
-      <w:r>
-        <w:t>extension</w:t>
-      </w:r>
-    </w:p>
-    <w:p>
-      <w:r>
-        <w:t>Future:</w:t>
-      </w:r>
-    </w:p>
-    <w:p>
-      <w:pPr>
-        <w:numPr>
-          <w:ilvl w:val="0"/>
-          <w:numId w:val="42"/>
-        </w:numPr>
-      </w:pPr>
-      <w:r>
-        <w:t>malware scanning</w:t>
-      </w:r>
-    </w:p>
-    <w:p>
-      <w:r>
-        <w:pict w14:anchorId="07B13F78">
-          <v:rect id="_x0000_i1573" style="width:0;height:1.5pt" o:hralign="center" o:hrstd="t" o:hr="t" fillcolor="#a0a0a0" stroked="f"/>
-        </w:pict>
-      </w:r>
-    </w:p>
-    <w:p>
-      <w:pPr>
-        <w:rPr>
-          <w:b/>
-          <w:bCs/>
-        </w:rPr>
-      </w:pPr>
-      <w:r>
-        <w:rPr>
-          <w:b/>
-          <w:bCs/>
-        </w:rPr>
-        <w:t>Sensitive Data Handling</w:t>
-      </w:r>
-    </w:p>
-    <w:p>
-      <w:r>
-        <w:t>Mask:</w:t>
-      </w:r>
-    </w:p>
-    <w:p>
-      <w:pPr>
-        <w:numPr>
-          <w:ilvl w:val="0"/>
-          <w:numId w:val="43"/>
-        </w:numPr>
-      </w:pPr>
-      <w:r>
-        <w:t>tokens</w:t>
-      </w:r>
-    </w:p>
-    <w:p>
-      <w:pPr>
-        <w:numPr>
-          <w:ilvl w:val="0"/>
-          <w:numId w:val="43"/>
-        </w:numPr>
-      </w:pPr>
-      <w:r>
-        <w:t>secrets</w:t>
-      </w:r>
-    </w:p>
-    <w:p>
-      <w:pPr>
-        <w:numPr>
-          <w:ilvl w:val="0"/>
-          <w:numId w:val="43"/>
-        </w:numPr>
-      </w:pPr>
-      <w:r>
-        <w:t>API keys</w:t>
-      </w:r>
-    </w:p>
-    <w:p>
-      <w:r>
-        <w:t>Never log sensitive payloads.</w:t>
-      </w:r>
-    </w:p>
-    <w:p>
-      <w:r>
-        <w:pict w14:anchorId="35DC8350">
-          <v:rect id="_x0000_i1574" style="width:0;height:1.5pt" o:hralign="center" o:hrstd="t" o:hr="t" fillcolor="#a0a0a0" stroked="f"/>
-        </w:pict>
-      </w:r>
-    </w:p>
-    <w:p>
-      <w:pPr>
-        <w:rPr>
-          <w:b/>
-          <w:bCs/>
-        </w:rPr>
-      </w:pPr>
-      <w:r>
-        <w:rPr>
-          <w:b/>
-          <w:bCs/>
-        </w:rPr>
-        <w:t>16. Performance &amp; Scalability Analysis</w:t>
-      </w:r>
-    </w:p>
-    <w:p>
-      <w:pPr>
-        <w:rPr>
-          <w:b/>
-          <w:bCs/>
-        </w:rPr>
-      </w:pPr>
-      <w:r>
-        <w:rPr>
-          <w:b/>
-          <w:bCs/>
-        </w:rPr>
-        <w:t>Hot Endpoints</w:t>
-      </w:r>
-    </w:p>
-    <w:p>
-      <w:r>
-        <w:t>Likely hotspots:</w:t>
-      </w:r>
-    </w:p>
-    <w:p>
-      <w:pPr>
-        <w:numPr>
-          <w:ilvl w:val="0"/>
-          <w:numId w:val="44"/>
-        </w:numPr>
-      </w:pPr>
-      <w:r>
-        <w:t>jobs listing</w:t>
-      </w:r>
-    </w:p>
-    <w:p>
-      <w:pPr>
-        <w:numPr>
-          <w:ilvl w:val="0"/>
-          <w:numId w:val="44"/>
+        <w:t>analytics aggregation</w:t>
+      </w:r>
+    </w:p>
+    <w:p>
+      <w:r>
+        <w:t>Mitigation:</w:t>
+      </w:r>
+    </w:p>
+    <w:p>
+      <w:pPr>
+        <w:numPr>
+          <w:ilvl w:val="0"/>
+          <w:numId w:val="46"/>
+        </w:numPr>
+      </w:pPr>
+      <w:r>
+        <w:t>indexed filtering</w:t>
+      </w:r>
+    </w:p>
+    <w:p>
+      <w:pPr>
+        <w:numPr>
+          <w:ilvl w:val="0"/>
+          <w:numId w:val="46"/>
+        </w:numPr>
+      </w:pPr>
+      <w:r>
+        <w:t>materialized views</w:t>
+      </w:r>
+    </w:p>
+    <w:p>
+      <w:pPr>
+        <w:numPr>
+          <w:ilvl w:val="0"/>
+          <w:numId w:val="46"/>
+        </w:numPr>
+      </w:pPr>
+      <w:r>
+        <w:t>async aggregation</w:t>
+      </w:r>
+    </w:p>
+    <w:p>
+      <w:pPr>
+        <w:rPr>
+          <w:b/>
+          <w:bCs/>
+        </w:rPr>
+      </w:pPr>
+      <w:r>
+        <w:rPr>
+          <w:b/>
+          <w:bCs/>
+        </w:rPr>
+        <w:t>N+1 Prevention</w:t>
+      </w:r>
+    </w:p>
+    <w:p>
+      <w:r>
+        <w:t>Use:</w:t>
+      </w:r>
+    </w:p>
+    <w:p>
+      <w:pPr>
+        <w:numPr>
+          <w:ilvl w:val="0"/>
+          <w:numId w:val="47"/>
+        </w:numPr>
+      </w:pPr>
+      <w:r>
+        <w:t>eager loading</w:t>
+      </w:r>
+    </w:p>
+    <w:p>
+      <w:pPr>
+        <w:numPr>
+          <w:ilvl w:val="0"/>
+          <w:numId w:val="47"/>
+        </w:numPr>
+      </w:pPr>
+      <w:r>
+        <w:t>projection queries</w:t>
+      </w:r>
+    </w:p>
+    <w:p>
+      <w:pPr>
+        <w:numPr>
+          <w:ilvl w:val="0"/>
+          <w:numId w:val="47"/>
+        </w:numPr>
+      </w:pPr>
+      <w:r>
+        <w:t>aggregation precomputation</w:t>
+      </w:r>
+    </w:p>
+    <w:p>
+      <w:pPr>
+        <w:pStyle w:val="Heading2"/>
+      </w:pPr>
+      <w:r>
+        <w:t>17. Caching Strategy</w:t>
+      </w:r>
+    </w:p>
+    <w:p>
+      <w:pPr>
+        <w:rPr>
+          <w:b/>
+          <w:bCs/>
+        </w:rPr>
+      </w:pPr>
+      <w:r>
+        <w:rPr>
+          <w:b/>
+          <w:bCs/>
+        </w:rPr>
+        <w:t>Cache Targets</w:t>
+      </w:r>
+    </w:p>
+    <w:p>
+      <w:r>
+        <w:t>Cache:</w:t>
+      </w:r>
+    </w:p>
+    <w:p>
+      <w:pPr>
+        <w:numPr>
+          <w:ilvl w:val="0"/>
+          <w:numId w:val="48"/>
         </w:numPr>
       </w:pPr>
       <w:r>
@@ -6582,234 +6099,11 @@
       <w:pPr>
         <w:numPr>
           <w:ilvl w:val="0"/>
-          <w:numId w:val="44"/>
-        </w:numPr>
-      </w:pPr>
-      <w:r>
-        <w:t>resume generation</w:t>
-      </w:r>
-    </w:p>
-    <w:p>
-      <w:pPr>
-        <w:numPr>
-          <w:ilvl w:val="0"/>
-          <w:numId w:val="44"/>
-        </w:numPr>
-      </w:pPr>
-      <w:r>
-        <w:t>sync ingestion</w:t>
-      </w:r>
-    </w:p>
-    <w:p>
-      <w:r>
-        <w:pict w14:anchorId="67A65610">
-          <v:rect id="_x0000_i1575" style="width:0;height:1.5pt" o:hralign="center" o:hrstd="t" o:hr="t" fillcolor="#a0a0a0" stroked="f"/>
-        </w:pict>
-      </w:r>
-    </w:p>
-    <w:p>
-      <w:pPr>
-        <w:rPr>
-          <w:b/>
-          <w:bCs/>
-        </w:rPr>
-      </w:pPr>
-      <w:r>
-        <w:rPr>
-          <w:b/>
-          <w:bCs/>
-        </w:rPr>
-        <w:t>DB Risks</w:t>
-      </w:r>
-    </w:p>
-    <w:p>
-      <w:r>
-        <w:t>Potential pressure points:</w:t>
-      </w:r>
-    </w:p>
-    <w:p>
-      <w:pPr>
-        <w:numPr>
-          <w:ilvl w:val="0"/>
-          <w:numId w:val="45"/>
-        </w:numPr>
-      </w:pPr>
-      <w:r>
-        <w:t>job filtering</w:t>
-      </w:r>
-    </w:p>
-    <w:p>
-      <w:pPr>
-        <w:numPr>
-          <w:ilvl w:val="0"/>
-          <w:numId w:val="45"/>
-        </w:numPr>
-      </w:pPr>
-      <w:r>
-        <w:t>semantic search</w:t>
-      </w:r>
-    </w:p>
-    <w:p>
-      <w:pPr>
-        <w:numPr>
-          <w:ilvl w:val="0"/>
-          <w:numId w:val="45"/>
-        </w:numPr>
-      </w:pPr>
-      <w:r>
-        <w:t>analytics aggregation</w:t>
-      </w:r>
-    </w:p>
-    <w:p>
-      <w:r>
-        <w:t>Mitigation:</w:t>
-      </w:r>
-    </w:p>
-    <w:p>
-      <w:pPr>
-        <w:numPr>
-          <w:ilvl w:val="0"/>
-          <w:numId w:val="46"/>
-        </w:numPr>
-      </w:pPr>
-      <w:r>
-        <w:t>indexed filtering</w:t>
-      </w:r>
-    </w:p>
-    <w:p>
-      <w:pPr>
-        <w:numPr>
-          <w:ilvl w:val="0"/>
-          <w:numId w:val="46"/>
-        </w:numPr>
-      </w:pPr>
-      <w:r>
-        <w:t>materialized views</w:t>
-      </w:r>
-    </w:p>
-    <w:p>
-      <w:pPr>
-        <w:numPr>
-          <w:ilvl w:val="0"/>
-          <w:numId w:val="46"/>
-        </w:numPr>
-      </w:pPr>
-      <w:r>
-        <w:t>async aggregation</w:t>
-      </w:r>
-    </w:p>
-    <w:p>
-      <w:r>
-        <w:lastRenderedPageBreak/>
-        <w:pict w14:anchorId="734095B3">
-          <v:rect id="_x0000_i1576" style="width:0;height:1.5pt" o:hralign="center" o:hrstd="t" o:hr="t" fillcolor="#a0a0a0" stroked="f"/>
-        </w:pict>
-      </w:r>
-    </w:p>
-    <w:p>
-      <w:pPr>
-        <w:rPr>
-          <w:b/>
-          <w:bCs/>
-        </w:rPr>
-      </w:pPr>
-      <w:r>
-        <w:rPr>
-          <w:b/>
-          <w:bCs/>
-        </w:rPr>
-        <w:t>N+1 Prevention</w:t>
-      </w:r>
-    </w:p>
-    <w:p>
-      <w:r>
-        <w:t>Use:</w:t>
-      </w:r>
-    </w:p>
-    <w:p>
-      <w:pPr>
-        <w:numPr>
-          <w:ilvl w:val="0"/>
-          <w:numId w:val="47"/>
-        </w:numPr>
-      </w:pPr>
-      <w:r>
-        <w:t>eager loading</w:t>
-      </w:r>
-    </w:p>
-    <w:p>
-      <w:pPr>
-        <w:numPr>
-          <w:ilvl w:val="0"/>
-          <w:numId w:val="47"/>
-        </w:numPr>
-      </w:pPr>
-      <w:r>
-        <w:t>projection queries</w:t>
-      </w:r>
-    </w:p>
-    <w:p>
-      <w:pPr>
-        <w:numPr>
-          <w:ilvl w:val="0"/>
-          <w:numId w:val="47"/>
-        </w:numPr>
-      </w:pPr>
-      <w:r>
-        <w:t>aggregation precomputation</w:t>
-      </w:r>
-    </w:p>
-    <w:p>
-      <w:r>
-        <w:pict w14:anchorId="0FBBF7D4">
-          <v:rect id="_x0000_i1577" style="width:0;height:1.5pt" o:hralign="center" o:hrstd="t" o:hr="t" fillcolor="#a0a0a0" stroked="f"/>
-        </w:pict>
-      </w:r>
-    </w:p>
-    <w:p>
-      <w:pPr>
-        <w:rPr>
-          <w:b/>
-          <w:bCs/>
-        </w:rPr>
-      </w:pPr>
-      <w:r>
-        <w:rPr>
-          <w:b/>
-          <w:bCs/>
-        </w:rPr>
-        <w:t>17. Caching Strategy</w:t>
-      </w:r>
-    </w:p>
-    <w:p>
-      <w:pPr>
-        <w:rPr>
-          <w:b/>
-          <w:bCs/>
-        </w:rPr>
-      </w:pPr>
-      <w:r>
-        <w:rPr>
-          <w:b/>
-          <w:bCs/>
-        </w:rPr>
-        <w:t>Cache Targets</w:t>
-      </w:r>
-    </w:p>
-    <w:p>
-      <w:r>
-        <w:t>Cache:</w:t>
-      </w:r>
-    </w:p>
-    <w:p>
-      <w:pPr>
-        <w:numPr>
-          <w:ilvl w:val="0"/>
           <w:numId w:val="48"/>
         </w:numPr>
       </w:pPr>
       <w:r>
-        <w:t>analytics</w:t>
+        <w:t>templates</w:t>
       </w:r>
     </w:p>
     <w:p>
@@ -6820,17 +6114,6 @@
         </w:numPr>
       </w:pPr>
       <w:r>
-        <w:t>templates</w:t>
-      </w:r>
-    </w:p>
-    <w:p>
-      <w:pPr>
-        <w:numPr>
-          <w:ilvl w:val="0"/>
-          <w:numId w:val="48"/>
-        </w:numPr>
-      </w:pPr>
-      <w:r>
         <w:t>job search results</w:t>
       </w:r>
     </w:p>
@@ -6848,13 +6131,6 @@
       </w:pPr>
       <w:r>
         <w:t>auth-sensitive mutable state</w:t>
-      </w:r>
-    </w:p>
-    <w:p>
-      <w:r>
-        <w:pict w14:anchorId="391F46F9">
-          <v:rect id="_x0000_i1578" style="width:0;height:1.5pt" o:hralign="center" o:hrstd="t" o:hr="t" fillcolor="#a0a0a0" stroked="f"/>
-        </w:pict>
       </w:r>
     </w:p>
     <w:p>
@@ -7027,24 +6303,10 @@
       </w:tr>
     </w:tbl>
     <w:p>
-      <w:r>
-        <w:pict w14:anchorId="7FF298D1">
-          <v:rect id="_x0000_i1579" style="width:0;height:1.5pt" o:hralign="center" o:hrstd="t" o:hr="t" fillcolor="#a0a0a0" stroked="f"/>
-        </w:pict>
-      </w:r>
-    </w:p>
-    <w:p>
-      <w:pPr>
-        <w:rPr>
-          <w:b/>
-          <w:bCs/>
-        </w:rPr>
-      </w:pPr>
-      <w:r>
-        <w:rPr>
-          <w:b/>
-          <w:bCs/>
-        </w:rPr>
+      <w:pPr>
+        <w:pStyle w:val="Heading2"/>
+      </w:pPr>
+      <w:r>
         <w:t>18. Observability &amp; Monitoring Strategy</w:t>
       </w:r>
     </w:p>
@@ -7104,13 +6366,6 @@
       </w:pPr>
       <w:r>
         <w:t>correlation IDs</w:t>
-      </w:r>
-    </w:p>
-    <w:p>
-      <w:r>
-        <w:pict w14:anchorId="18DD8C61">
-          <v:rect id="_x0000_i1580" style="width:0;height:1.5pt" o:hralign="center" o:hrstd="t" o:hr="t" fillcolor="#a0a0a0" stroked="f"/>
-        </w:pict>
       </w:r>
     </w:p>
     <w:p>
@@ -7190,13 +6445,6 @@
       </w:r>
     </w:p>
     <w:p>
-      <w:r>
-        <w:pict w14:anchorId="065F21DC">
-          <v:rect id="_x0000_i1581" style="width:0;height:1.5pt" o:hralign="center" o:hrstd="t" o:hr="t" fillcolor="#a0a0a0" stroked="f"/>
-        </w:pict>
-      </w:r>
-    </w:p>
-    <w:p>
       <w:pPr>
         <w:rPr>
           <w:b/>
@@ -7250,13 +6498,6 @@
       </w:r>
     </w:p>
     <w:p>
-      <w:r>
-        <w:pict w14:anchorId="0AA2A661">
-          <v:rect id="_x0000_i1582" style="width:0;height:1.5pt" o:hralign="center" o:hrstd="t" o:hr="t" fillcolor="#a0a0a0" stroked="f"/>
-        </w:pict>
-      </w:r>
-    </w:p>
-    <w:p>
       <w:pPr>
         <w:rPr>
           <w:b/>
@@ -7321,24 +6562,10 @@
       </w:r>
     </w:p>
     <w:p>
-      <w:r>
-        <w:pict w14:anchorId="1CD58639">
-          <v:rect id="_x0000_i1583" style="width:0;height:1.5pt" o:hralign="center" o:hrstd="t" o:hr="t" fillcolor="#a0a0a0" stroked="f"/>
-        </w:pict>
-      </w:r>
-    </w:p>
-    <w:p>
-      <w:pPr>
-        <w:rPr>
-          <w:b/>
-          <w:bCs/>
-        </w:rPr>
-      </w:pPr>
-      <w:r>
-        <w:rPr>
-          <w:b/>
-          <w:bCs/>
-        </w:rPr>
+      <w:pPr>
+        <w:pStyle w:val="Heading2"/>
+      </w:pPr>
+      <w:r>
         <w:t>19. API Evolution Strategy</w:t>
       </w:r>
     </w:p>
@@ -7442,13 +6669,6 @@
       </w:r>
     </w:p>
     <w:p>
-      <w:r>
-        <w:pict w14:anchorId="468AE7E9">
-          <v:rect id="_x0000_i1584" style="width:0;height:1.5pt" o:hralign="center" o:hrstd="t" o:hr="t" fillcolor="#a0a0a0" stroked="f"/>
-        </w:pict>
-      </w:r>
-    </w:p>
-    <w:p>
       <w:pPr>
         <w:rPr>
           <w:b/>
@@ -7485,39 +6705,25 @@
     </w:p>
     <w:p>
       <w:r>
+        <w:t>deprecate</w:t>
+      </w:r>
+    </w:p>
+    <w:p>
+      <w:r>
+        <w:t>↓</w:t>
+      </w:r>
+    </w:p>
+    <w:p>
+      <w:r>
+        <w:t>remove in next major version</w:t>
+      </w:r>
+    </w:p>
+    <w:p>
+      <w:pPr>
+        <w:pStyle w:val="Heading2"/>
+      </w:pPr>
+      <w:r>
         <w:lastRenderedPageBreak/>
-        <w:t>deprecate</w:t>
-      </w:r>
-    </w:p>
-    <w:p>
-      <w:r>
-        <w:t>↓</w:t>
-      </w:r>
-    </w:p>
-    <w:p>
-      <w:r>
-        <w:t>remove in next major version</w:t>
-      </w:r>
-    </w:p>
-    <w:p>
-      <w:r>
-        <w:pict w14:anchorId="59EFC01E">
-          <v:rect id="_x0000_i1585" style="width:0;height:1.5pt" o:hralign="center" o:hrstd="t" o:hr="t" fillcolor="#a0a0a0" stroked="f"/>
-        </w:pict>
-      </w:r>
-    </w:p>
-    <w:p>
-      <w:pPr>
-        <w:rPr>
-          <w:b/>
-          <w:bCs/>
-        </w:rPr>
-      </w:pPr>
-      <w:r>
-        <w:rPr>
-          <w:b/>
-          <w:bCs/>
-        </w:rPr>
         <w:t>20. Tradeoff Analysis</w:t>
       </w:r>
     </w:p>
@@ -7654,13 +6860,6 @@
       </w:r>
     </w:p>
     <w:p>
-      <w:r>
-        <w:pict w14:anchorId="5DAA1D02">
-          <v:rect id="_x0000_i1586" style="width:0;height:1.5pt" o:hralign="center" o:hrstd="t" o:hr="t" fillcolor="#a0a0a0" stroked="f"/>
-        </w:pict>
-      </w:r>
-    </w:p>
-    <w:p>
       <w:pPr>
         <w:rPr>
           <w:b/>
@@ -7719,13 +6918,6 @@
       </w:r>
     </w:p>
     <w:p>
-      <w:r>
-        <w:pict w14:anchorId="6227B4F5">
-          <v:rect id="_x0000_i1587" style="width:0;height:1.5pt" o:hralign="center" o:hrstd="t" o:hr="t" fillcolor="#a0a0a0" stroked="f"/>
-        </w:pict>
-      </w:r>
-    </w:p>
-    <w:p>
       <w:pPr>
         <w:rPr>
           <w:b/>
@@ -7784,24 +6976,10 @@
       </w:r>
     </w:p>
     <w:p>
-      <w:r>
-        <w:pict w14:anchorId="2856160A">
-          <v:rect id="_x0000_i1588" style="width:0;height:1.5pt" o:hralign="center" o:hrstd="t" o:hr="t" fillcolor="#a0a0a0" stroked="f"/>
-        </w:pict>
-      </w:r>
-    </w:p>
-    <w:p>
-      <w:pPr>
-        <w:rPr>
-          <w:b/>
-          <w:bCs/>
-        </w:rPr>
-      </w:pPr>
-      <w:r>
-        <w:rPr>
-          <w:b/>
-          <w:bCs/>
-        </w:rPr>
+      <w:pPr>
+        <w:pStyle w:val="Heading2"/>
+      </w:pPr>
+      <w:r>
         <w:t>21. Production Readiness Assessment</w:t>
       </w:r>
     </w:p>
@@ -7833,57 +7011,72 @@
         </w:numPr>
       </w:pPr>
       <w:r>
+        <w:t>MVP</w:t>
+      </w:r>
+    </w:p>
+    <w:p>
+      <w:pPr>
+        <w:numPr>
+          <w:ilvl w:val="0"/>
+          <w:numId w:val="60"/>
+        </w:numPr>
+      </w:pPr>
+      <w:r>
+        <w:t>early scale</w:t>
+      </w:r>
+    </w:p>
+    <w:p>
+      <w:pPr>
+        <w:numPr>
+          <w:ilvl w:val="0"/>
+          <w:numId w:val="60"/>
+        </w:numPr>
+      </w:pPr>
+      <w:r>
+        <w:t>moderate multi-user workloads</w:t>
+      </w:r>
+    </w:p>
+    <w:p>
+      <w:pPr>
+        <w:rPr>
+          <w:b/>
+          <w:bCs/>
+        </w:rPr>
+      </w:pPr>
+      <w:r>
+        <w:rPr>
+          <w:b/>
+          <w:bCs/>
+        </w:rPr>
+        <w:t>Operational Strengths</w:t>
+      </w:r>
+    </w:p>
+    <w:p>
+      <w:r>
+        <w:t>Strong:</w:t>
+      </w:r>
+    </w:p>
+    <w:p>
+      <w:pPr>
+        <w:numPr>
+          <w:ilvl w:val="0"/>
+          <w:numId w:val="61"/>
+        </w:numPr>
+      </w:pPr>
+      <w:r>
+        <w:t>deterministic workflows</w:t>
+      </w:r>
+    </w:p>
+    <w:p>
+      <w:pPr>
+        <w:numPr>
+          <w:ilvl w:val="0"/>
+          <w:numId w:val="61"/>
+        </w:numPr>
+      </w:pPr>
+      <w:r>
         <w:lastRenderedPageBreak/>
-        <w:t>MVP</w:t>
-      </w:r>
-    </w:p>
-    <w:p>
-      <w:pPr>
-        <w:numPr>
-          <w:ilvl w:val="0"/>
-          <w:numId w:val="60"/>
-        </w:numPr>
-      </w:pPr>
-      <w:r>
-        <w:t>early scale</w:t>
-      </w:r>
-    </w:p>
-    <w:p>
-      <w:pPr>
-        <w:numPr>
-          <w:ilvl w:val="0"/>
-          <w:numId w:val="60"/>
-        </w:numPr>
-      </w:pPr>
-      <w:r>
-        <w:t>moderate multi-user workloads</w:t>
-      </w:r>
-    </w:p>
-    <w:p>
-      <w:r>
-        <w:pict w14:anchorId="09983ADA">
-          <v:rect id="_x0000_i1589" style="width:0;height:1.5pt" o:hralign="center" o:hrstd="t" o:hr="t" fillcolor="#a0a0a0" stroked="f"/>
-        </w:pict>
-      </w:r>
-    </w:p>
-    <w:p>
-      <w:pPr>
-        <w:rPr>
-          <w:b/>
-          <w:bCs/>
-        </w:rPr>
-      </w:pPr>
-      <w:r>
-        <w:rPr>
-          <w:b/>
-          <w:bCs/>
-        </w:rPr>
-        <w:t>Operational Strengths</w:t>
-      </w:r>
-    </w:p>
-    <w:p>
-      <w:r>
-        <w:t>Strong:</w:t>
+        <w:t>async-safe operations</w:t>
       </w:r>
     </w:p>
     <w:p>
@@ -7894,7 +7087,7 @@
         </w:numPr>
       </w:pPr>
       <w:r>
-        <w:t>deterministic workflows</w:t>
+        <w:t>scalable resource boundaries</w:t>
       </w:r>
     </w:p>
     <w:p>
@@ -7905,7 +7098,7 @@
         </w:numPr>
       </w:pPr>
       <w:r>
-        <w:t>async-safe operations</w:t>
+        <w:t>retry-safe architecture</w:t>
       </w:r>
     </w:p>
     <w:p>
@@ -7916,39 +7109,10 @@
         </w:numPr>
       </w:pPr>
       <w:r>
-        <w:t>scalable resource boundaries</w:t>
-      </w:r>
-    </w:p>
-    <w:p>
-      <w:pPr>
-        <w:numPr>
-          <w:ilvl w:val="0"/>
-          <w:numId w:val="61"/>
-        </w:numPr>
-      </w:pPr>
-      <w:r>
-        <w:t>retry-safe architecture</w:t>
-      </w:r>
-    </w:p>
-    <w:p>
-      <w:pPr>
-        <w:numPr>
-          <w:ilvl w:val="0"/>
-          <w:numId w:val="61"/>
-        </w:numPr>
-      </w:pPr>
-      <w:r>
         <w:t>bounded AI usage</w:t>
       </w:r>
     </w:p>
     <w:p>
-      <w:r>
-        <w:pict w14:anchorId="30168008">
-          <v:rect id="_x0000_i1590" style="width:0;height:1.5pt" o:hralign="center" o:hrstd="t" o:hr="t" fillcolor="#a0a0a0" stroked="f"/>
-        </w:pict>
-      </w:r>
-    </w:p>
-    <w:p>
       <w:pPr>
         <w:rPr>
           <w:b/>
@@ -8062,24 +7226,10 @@
       </w:r>
     </w:p>
     <w:p>
-      <w:r>
-        <w:pict w14:anchorId="6A3A8DA4">
-          <v:rect id="_x0000_i1591" style="width:0;height:1.5pt" o:hralign="center" o:hrstd="t" o:hr="t" fillcolor="#a0a0a0" stroked="f"/>
-        </w:pict>
-      </w:r>
-    </w:p>
-    <w:p>
-      <w:pPr>
-        <w:rPr>
-          <w:b/>
-          <w:bCs/>
-        </w:rPr>
-      </w:pPr>
-      <w:r>
-        <w:rPr>
-          <w:b/>
-          <w:bCs/>
-        </w:rPr>
+      <w:pPr>
+        <w:pStyle w:val="Heading2"/>
+      </w:pPr>
+      <w:r>
         <w:t>22. Future API Expansion Recommendations</w:t>
       </w:r>
     </w:p>
@@ -18081,7 +17231,7 @@
     <w:lsdException w:name="Table Grid" w:uiPriority="39"/>
     <w:lsdException w:name="Table Theme" w:semiHidden="1" w:unhideWhenUsed="1"/>
     <w:lsdException w:name="Placeholder Text" w:semiHidden="1"/>
-    <w:lsdException w:name="No Spacing" w:uiPriority="1" w:qFormat="1"/>
+    <w:lsdException w:name="No Spacing" w:uiPriority="1"/>
     <w:lsdException w:name="Light Shading" w:uiPriority="60"/>
     <w:lsdException w:name="Light List" w:uiPriority="61"/>
     <w:lsdException w:name="Light Grid" w:uiPriority="62"/>
@@ -18905,6 +18055,25 @@
       <w:spacing w:val="5"/>
     </w:rPr>
   </w:style>
+  <w:style w:type="table" w:styleId="TableGrid">
+    <w:name w:val="Table Grid"/>
+    <w:basedOn w:val="TableNormal"/>
+    <w:uiPriority w:val="39"/>
+    <w:rsid w:val="0019757F"/>
+    <w:pPr>
+      <w:spacing w:after="0" w:line="240" w:lineRule="auto"/>
+    </w:pPr>
+    <w:tblPr>
+      <w:tblBorders>
+        <w:top w:val="single" w:sz="4" w:space="0" w:color="auto"/>
+        <w:left w:val="single" w:sz="4" w:space="0" w:color="auto"/>
+        <w:bottom w:val="single" w:sz="4" w:space="0" w:color="auto"/>
+        <w:right w:val="single" w:sz="4" w:space="0" w:color="auto"/>
+        <w:insideH w:val="single" w:sz="4" w:space="0" w:color="auto"/>
+        <w:insideV w:val="single" w:sz="4" w:space="0" w:color="auto"/>
+      </w:tblBorders>
+    </w:tblPr>
+  </w:style>
 </w:styles>
 </file>
 
